--- a/projects/paper-02/06-write/老师指导后完善/paper02_draft_v4_1.docx
+++ b/projects/paper-02/06-write/老师指导后完善/paper02_draft_v4_1.docx
@@ -7527,7 +7527,7 @@
           <w:i w:val="0"/>
           <w:sz w:val="24"/>
         </w:rPr>
-        <w:t>Among the seven language-network studies, five measured language-circuit anatomy or activation directly (Turesky et al., 2022; Ozernov-Palchik et al., 2019; Demir-Lira et al., 2021; Brito &amp; Noble, 2020; Wienke et al., 2024); two studies (Shephard et al., 2019; Maguire &amp; Schneider, 2019) measured EEG alpha indices that serve as indirect proxies for thalamocortical and prefrontal maturation rather than language-circuit anatomy per se. Wienke et al. (2024), also using an auditory ERP paradigm targeting speech discrimination, produced the review's only negative finding; as discussed in Section 4.3.3, this result most likely reflects migration-related contextual factors specific to that sample rather than the absence of a language-network association per se.</w:t>
+        <w:t>Among the seven language-network studies, five measured language-circuit anatomy or activation directly (Turesky et al., 2022; Ozernov-Palchik et al., 2019; Demir-Lira et al., 2021; Brito &amp; Noble, 2020; Wienke et al., 2024); two studies (Shephard et al., 2019; Maguire &amp; Schneider, 2019) measured EEG alpha indices that serve as indirect proxies for thalamocortical and prefrontal maturation rather than language-circuit anatomy per se. Wienke et al. (2024), also using an auditory ERP paradigm targeting speech discrimination, produced the review's only negative finding; as discussed in Section 4.3.3, this result is consistent with migration-related contextual factors specific to that sample rather than the absence of a language-network association per se.</w:t>
       </w:r>
     </w:p>
     <w:p>

--- a/projects/paper-02/06-write/老师指导后完善/paper02_draft_v4_1.docx
+++ b/projects/paper-02/06-write/老师指导后完善/paper02_draft_v4_1.docx
@@ -6432,7 +6432,7 @@
           <w:i w:val="0"/>
           <w:sz w:val="24"/>
         </w:rPr>
-        <w:t xml:space="preserve"> conducted the earliest-age structural MRI study in this review, assessing neonatal brain morphology in 261 term-born infants within days of birth in the United Kingdom. Maternal education (university degree vs. lower) was the primary exposure. Higher maternal education was independently associated with larger cortical surface area across multiple frontal, parietal, and temporal regions after FDR correction (</w:t>
+        <w:t xml:space="preserve"> conducted the earliest-age structural MRI study in this review, assessing neonatal brain morphology at term-equivalent age in a cohort of 261 infants in the United Kingdom—170 extremely and very preterm infants (born &lt;33 weeks) and 91 full-term or near-term controls. Maternal education (university degree vs. lower) was included as a family-level SES exposure in exploratory analyses. Higher maternal education was independently associated with larger regional brain volumes across four parcels (left and right cerebella, left middle superior temporal gyrus, left anterior lateral occipitotemporal gyrus; </w:t>
       </w:r>
       <w:r>
         <w:rPr>
@@ -6450,25 +6450,7 @@
           <w:i w:val="0"/>
           <w:sz w:val="24"/>
         </w:rPr>
-        <w:t xml:space="preserve"> = 0.09–0.15 across regions). Because the infants were assessed at birth, before any direct educational experience of their own, this finding implies that maternal education is associated with fetal cortical development </w:t>
-      </w:r>
-      <w:r>
-        <w:rPr>
-          <w:rFonts w:ascii="Times New Roman" w:hAnsi="Times New Roman"/>
-          <w:b w:val="0"/>
-          <w:i/>
-          <w:sz w:val="24"/>
-        </w:rPr>
-        <w:t>in utero</w:t>
-      </w:r>
-      <w:r>
-        <w:rPr>
-          <w:rFonts w:ascii="Times New Roman" w:hAnsi="Times New Roman"/>
-          <w:b w:val="0"/>
-          <w:i w:val="0"/>
-          <w:sz w:val="24"/>
-        </w:rPr>
-        <w:t>—via prenatal mechanisms such as nutritional status, hormonal stress regulation, or the quality and quantity of prenatal healthcare (Monk et al., 2013). This is the highest-quality study in the review (NOS = 9) and provides particularly strong evidence for an early-emerging, prenatal pathway from maternal education to neural structure.</w:t>
+        <w:t xml:space="preserve"> range 0.09–0.15) after FDR correction, after mutual adjustment for gestational age at birth. Because all infants were assessed at or near term-equivalent age, before the accumulation of substantial independent learning experience, this finding is consistent with both prenatal and early postnatal environmental influences. This is the highest-quality study in the review (NOS = 9), and its demonstration that maternal education associations with brain structure are detectable alongside gestational age effects—even in a preterm-enriched sample—provides evidence for an early-emerging pathway from maternal education to neural structure that is not reducible to gestational maturity alone.</w:t>
       </w:r>
     </w:p>
     <w:p>
@@ -6534,7 +6516,7 @@
           <w:i w:val="0"/>
           <w:sz w:val="24"/>
         </w:rPr>
-        <w:t xml:space="preserve"> followed 26 toddlers longitudinally in Canada, acquiring structural MRI at multiple time points across the toddler period. Parental education (categorical) predicted total brain volume trajectory, with children of higher-educated parents showing significantly larger volumes at the 2-year assessment (</w:t>
+        <w:t xml:space="preserve"> followed 26 very preterm infants (born &lt;32 weeks gestational age) longitudinally from NICU admission at the Hospital for Sick Children, Toronto, Canada, acquiring structural MRI at term-equivalent age and again at corrected age 2 years. Parental education (categorical: postsecondary vs. no postsecondary) predicted cerebellar growth trajectory, with infants of higher-educated parents showing significantly greater cerebellar volume increase between assessments (</w:t>
       </w:r>
       <w:r>
         <w:rPr>
@@ -6552,7 +6534,7 @@
           <w:i w:val="0"/>
           <w:sz w:val="24"/>
         </w:rPr>
-        <w:t xml:space="preserve"> = .006). The longitudinal design strengthens causal inference relative to cross-sectional studies, and the toddler period assessed here—characterized by rapid myelination and synaptic pruning—represents a developmentally sensitive interval for environmental modulation of brain growth.</w:t>
+        <w:t xml:space="preserve"> = .006). The longitudinal design strengthens causal inference relative to cross-sectional studies, and the finding that parental education predicts accelerated cerebellar recovery in this high-risk preterm cohort suggests that the home environment can partially buffer the neurological consequences of premature birth. Readers should note that, because this is a preterm-only sample, the cerebellar effects may partly reflect education-associated variation in NICU care quality and parental involvement rather than the same mechanisms operating in typically developing term-born children.</w:t>
       </w:r>
     </w:p>
     <w:p>
@@ -6740,7 +6722,7 @@
           <w:i w:val="0"/>
           <w:sz w:val="24"/>
         </w:rPr>
-        <w:t xml:space="preserve"> examined fMRI activation during a language comprehension task in 42 children aged 6–13 years in the United States. Parental education (years of schooling) independently predicted activation in left inferior frontal gyrus during sentence processing after small-volume correction (</w:t>
+        <w:t xml:space="preserve"> examined fMRI activation during a deductive reasoning task in 42 children aged 6–13 years in the United States. Parental education (years of schooling) independently predicted activation in left inferior frontal gyrus (IFG) during the reasoning task after small-volume correction (</w:t>
       </w:r>
       <w:r>
         <w:rPr>
@@ -6758,7 +6740,7 @@
           <w:i w:val="0"/>
           <w:sz w:val="24"/>
         </w:rPr>
-        <w:t xml:space="preserve"> &lt; .05, SVC). Left IFG activation during language tasks is associated with phonological processing and syntactic parsing; the finding that parental education, independently of other SES indicators, predicts its recruitment during language comprehension is consistent with a pathway from more linguistically enriched home environments to more efficient language-network engagement. The relatively small sample (</w:t>
+        <w:t xml:space="preserve"> &lt; .05, SVC). Left IFG—encompassing Broca's area and adjacent lateral prefrontal cortex—supports both language processing and logical inference; its activation during deductive reasoning in school-age children reflects the integration of language and relational reasoning capacities that develop through cognitively stimulating home environments. The finding that parental education, independently of other SES indicators, predicts left IFG recruitment during reasoning is consistent with a pathway from educationally enriched home environments to more mature prefrontal engagement during complex cognitive operations. The relatively small sample (</w:t>
       </w:r>
       <w:r>
         <w:rPr>
@@ -6776,7 +6758,7 @@
           <w:i w:val="0"/>
           <w:sz w:val="24"/>
         </w:rPr>
-        <w:t xml:space="preserve"> = 42) and the older age range (some children exceeding the 0–8 year target window) limit the generalizability of this finding to the core developmental period under review. Given that only two fMRI studies met inclusion criteria, and that these two studies examined structurally distinct neural phenomena (resting-state neonatal connectivity vs. task-evoked language activation in school-age children), findings from this modality should be treated as preliminary signals rather than established evidence.</w:t>
+        <w:t xml:space="preserve"> = 42) and the older age range (some children exceeding the 0–8 year target window) limit the generalizability of this finding to the core developmental period under review. Given that only two fMRI studies met inclusion criteria, and that these two studies examined structurally distinct neural phenomena (resting-state neonatal connectivity vs. task-evoked prefrontal activation in school-age children), findings from this modality should be treated as preliminary signals rather than established evidence.</w:t>
       </w:r>
     </w:p>
     <w:p>
@@ -8429,7 +8411,7 @@
           <w:i w:val="0"/>
           <w:sz w:val="24"/>
         </w:rPr>
-        <w:t>Three studies measured neural outcomes in the neonatal period, prior to the accumulation of substantial postnatal environmental experience. Most directly, Ramphal et al. (2020) detected parental education associations with amygdala–prefrontal functional connectivity in full-term neonates scanned within four days of birth—a window too brief for postnatal language or caregiving inputs to have shaped functional brain connectivity, implying that fetal programming is a necessary component of the observed association. McKinnon et al. (2023) and Konrad et al. (2024), while measuring at term-equivalent age after several weeks of postnatal NICU care, converge on the same conclusion: parental education leaves a detectable neural signature before the child has accumulated meaningful independent learning experience. Together, these neonatal findings constrain the mechanistic account: cognitive stimulation and language input pathways can explain post-birth associations, but cannot account for differences already present at birth. Prenatal exposure mechanisms—including gestational stress, fetal cortisol exposure, and nutritional differences—are therefore necessary rather than optional components of any complete mechanistic model.</w:t>
+        <w:t>Three studies measured neural outcomes in the neonatal period, prior to the accumulation of substantial postnatal environmental experience. Most directly, Ramphal et al. (2020) detected parental education associations with amygdala–prefrontal functional connectivity in full-term neonates scanned within four days of birth—a window too brief for postnatal language or caregiving inputs to have shaped functional brain connectivity, implying that fetal programming is a necessary component of the observed association. McKinnon et al. (2023), measuring neonatal brain morphology at term-equivalent age in a mixed preterm and full-term cohort after several weeks of NICU care for the preterm infants, similarly found that maternal education was associated with regional brain volumes before meaningful independent learning experience had accumulated. Konrad et al. (2024), studying 105 term newborns scanned in the first days of life, found that maternal education moderated the relationship between neonatal hippocampal volume and subsequent cognitive development—again before postnatal experience could plausibly account for structural differences. Together, these neonatal findings constrain the mechanistic account: cognitive stimulation and language input pathways can explain post-birth associations, but cannot account for differences already present at birth. Prenatal exposure mechanisms—including gestational stress, fetal cortisol exposure, and nutritional differences—are therefore necessary rather than optional components of any complete mechanistic model.</w:t>
       </w:r>
     </w:p>
     <w:p>

--- a/projects/paper-02/06-write/老师指导后完善/paper02_draft_v4_1.docx
+++ b/projects/paper-02/06-write/老师指导后完善/paper02_draft_v4_1.docx
@@ -1140,7 +1140,7 @@
           <w:i w:val="0"/>
           <w:sz w:val="24"/>
         </w:rPr>
-        <w:t>Owing to substantial methodological heterogeneity across studies—spanning five neural modalities, diverse paradigms, and outcome measures that are incommensurable across modalities—quantitative pooling was not performed. A narrative synthesis approach was used instead, following the Synthesis Without Meta-analysis (SWiM) guidance (Campbell et al., 2020). Studies are organized primarily by neural modality and secondarily by age at measurement. Within each modality section, we describe: (a) the specific neural measure, (b) the operationalization and independent association of parental education, (c) key statistical findings, and (d) relevant covariates controlled. We note that the directional vote-count reported (15 of 16 studies positive) treats each study as a single data point regardless of sample size; larger studies with more precise estimates are not formally down-weighted here, which is a recognized limitation of narrative synthesis that readers should consider when interpreting the apparent consistency of evidence.</w:t>
+        <w:t>Owing to substantial methodological heterogeneity across studies—spanning six neural modalities, diverse paradigms, and outcome measures that are incommensurable across modalities—quantitative pooling was not performed. A narrative synthesis approach was used instead, following the Synthesis Without Meta-analysis (SWiM) guidance (Campbell et al., 2020). Studies are organized primarily by neural modality and secondarily by age at measurement. Within each modality section, we describe: (a) the specific neural measure, (b) the operationalization and independent association of parental education, (c) key statistical findings, and (d) relevant covariates controlled. We note that the directional vote-count reported (15 of 16 studies positive) treats each study as a single data point regardless of sample size; larger studies with more precise estimates are not formally down-weighted here, which is a recognized limitation of narrative synthesis that readers should consider when interpreting the apparent consistency of evidence.</w:t>
       </w:r>
     </w:p>
     <w:p>
@@ -1275,7 +1275,7 @@
           <w:i w:val="0"/>
           <w:sz w:val="24"/>
         </w:rPr>
-        <w:t xml:space="preserve">The 16 included studies were published between 2010 and 2024 and involved roughly 2,126 children across 10 countries or regions (United States, United Kingdom, Germany, Canada, Spain, Brazil, India, Norway, and multinational cohorts). Sample sizes ranged from 26 to 373 (median ≈ 97). Studies spanned six neural modalities: structural MRI (sMRI; </w:t>
+        <w:t xml:space="preserve">The 16 included studies were published between 2010 and 2024 and involved approximately 2,200 children across 10 countries or regions (United States, United Kingdom, Germany, Canada, Spain, Brazil, India, Norway, and multinational cohorts). Sample sizes ranged from 26 to 373 (median ≈ 97). Studies spanned six neural modalities: structural MRI (sMRI; </w:t>
       </w:r>
       <w:r>
         <w:rPr>
@@ -3321,7 +3321,7 @@
                 <w:i w:val="0"/>
                 <w:sz w:val="20"/>
               </w:rPr>
-              <w:t>105</w:t>
+              <w:t>162</w:t>
             </w:r>
           </w:p>
         </w:tc>
@@ -3348,7 +3348,7 @@
                 <w:i w:val="0"/>
                 <w:sz w:val="20"/>
               </w:rPr>
-              <w:t>Neonatal</w:t>
+              <w:t>Neonatal (preterm; two MRI timepoints)</w:t>
             </w:r>
           </w:p>
         </w:tc>
@@ -3375,7 +3375,7 @@
                 <w:i w:val="0"/>
                 <w:sz w:val="20"/>
               </w:rPr>
-              <w:t>Cross-sectional</w:t>
+              <w:t>Longitudinal</w:t>
             </w:r>
           </w:p>
         </w:tc>
@@ -3429,7 +3429,7 @@
                 <w:i w:val="0"/>
                 <w:sz w:val="20"/>
               </w:rPr>
-              <w:t>Maternal education (years); edu-only</w:t>
+              <w:t>Maternal education (categorical); edu-only</w:t>
             </w:r>
           </w:p>
         </w:tc>
@@ -6474,7 +6474,7 @@
           <w:i w:val="0"/>
           <w:sz w:val="24"/>
         </w:rPr>
-        <w:t xml:space="preserve"> similarly examined neonatal brain morphology in 105 term newborns from Canada and Germany. The primary finding was a moderation effect rather than a main effect: maternal education (years of schooling) moderated the association between hippocampal volume and a cognitive composite assessed at 6–12 months (</w:t>
+        <w:t xml:space="preserve"> examined hippocampal development in a longitudinal cohort of 162 very preterm neonates (</w:t>
       </w:r>
       <w:r>
         <w:rPr>
@@ -6483,6 +6483,24 @@
           <w:i/>
           <w:sz w:val="24"/>
         </w:rPr>
+        <w:t>N</w:t>
+      </w:r>
+      <w:r>
+        <w:rPr>
+          <w:rFonts w:ascii="Times New Roman" w:hAnsi="Times New Roman"/>
+          <w:b w:val="0"/>
+          <w:i w:val="0"/>
+          <w:sz w:val="24"/>
+        </w:rPr>
+        <w:t xml:space="preserve"> = 162 with SES data; 126 with 18-month cognitive outcome) recruited at the Hospital for Sick Children, Toronto, Canada, and Children's Hospital Dritter Orden, Munich, Germany. Structural and resting-state functional MRI were acquired at two time points: early-in-life (median PMA 32.9 weeks) and at term-equivalent age (median PMA 41.1 weeks). Maternal education (categorical: high school / college–undergraduate / postgraduate) was the primary SES measure. Contrary to a simple main-effect model, maternal education did not predict neonatal hippocampal volume per se. Instead, maternal education moderated the association between anterior hippocampal volume and 18-month Bayley-III cognitive scores (</w:t>
+      </w:r>
+      <w:r>
+        <w:rPr>
+          <w:rFonts w:ascii="Times New Roman" w:hAnsi="Times New Roman"/>
+          <w:b w:val="0"/>
+          <w:i/>
+          <w:sz w:val="24"/>
+        </w:rPr>
         <w:t>p</w:t>
       </w:r>
       <w:r>
@@ -6492,7 +6510,43 @@
           <w:i w:val="0"/>
           <w:sz w:val="24"/>
         </w:rPr>
-        <w:t xml:space="preserve"> = .005 for the interaction). Specifically, the positive relationship between neonatal hippocampal volume and later cognitive performance was stronger in infants of higher-educated mothers. This pattern suggests that maternal education does not simply shift brain size upward, but rather amplifies the functional significance of existing neural resources—potentially through a richer postnatal learning environment that capitalizes on hippocampal-dependent memory processes during the first year of life.</w:t>
+        <w:t xml:space="preserve"> = .005 for the interaction) and between hippocampal functional connectivity and cognitive outcome (</w:t>
+      </w:r>
+      <w:r>
+        <w:rPr>
+          <w:rFonts w:ascii="Times New Roman" w:hAnsi="Times New Roman"/>
+          <w:b w:val="0"/>
+          <w:i/>
+          <w:sz w:val="24"/>
+        </w:rPr>
+        <w:t>p</w:t>
+      </w:r>
+      <w:r>
+        <w:rPr>
+          <w:rFonts w:ascii="Times New Roman" w:hAnsi="Times New Roman"/>
+          <w:b w:val="0"/>
+          <w:i w:val="0"/>
+          <w:sz w:val="24"/>
+        </w:rPr>
+        <w:t xml:space="preserve"> = .05 for the interaction). Critically, the positive relationship between larger hippocampal volume and higher cognition was present specifically in the </w:t>
+      </w:r>
+      <w:r>
+        <w:rPr>
+          <w:rFonts w:ascii="Times New Roman" w:hAnsi="Times New Roman"/>
+          <w:b/>
+          <w:i w:val="0"/>
+          <w:sz w:val="24"/>
+        </w:rPr>
+        <w:t>lowest</w:t>
+      </w:r>
+      <w:r>
+        <w:rPr>
+          <w:rFonts w:ascii="Times New Roman" w:hAnsi="Times New Roman"/>
+          <w:b w:val="0"/>
+          <w:i w:val="0"/>
+          <w:sz w:val="24"/>
+        </w:rPr>
+        <w:t>-SES group (high school degree), not in higher-educated groups. This counterintuitive pattern may reflect that for infants of higher-educated parents, other environmental resources buffer cognition sufficiently that hippocampal size is no longer the limiting factor; in the most disadvantaged group, hippocampal integrity becomes a more proximal determinant of outcome. Because this is a preterm-only sample assessed within the NICU period, the findings complement but are not directly comparable to studies of term-born children; NICU-related stressors and parental involvement during hospitalization may constitute additional pathways through which maternal education influences neonatal hippocampal-cognitive coupling in this population.</w:t>
       </w:r>
     </w:p>
     <w:p>
@@ -8288,7 +8342,7 @@
           <w:i w:val="0"/>
           <w:sz w:val="24"/>
         </w:rPr>
-        <w:t xml:space="preserve"> of associations may vary: continuous operationalizations can detect gradients across the full distribution, whereas binary categorizations (e.g., university degree vs. lower) necessarily focus on a single threshold. As discussed in Section 4.4.3 above, distinguishing gradient from threshold effects is a priority for future research, and will require designs that preserve continuous variation across the full education distribution.</w:t>
+        <w:t xml:space="preserve"> of associations may vary: continuous operationalizations can detect gradients across the full distribution, whereas binary categorizations (e.g., university degree vs. lower) necessarily focus on a single threshold. As discussed in Section 4.4.3 below, distinguishing gradient from threshold effects is a priority for future research, and will require designs that preserve continuous variation across the full education distribution.</w:t>
       </w:r>
     </w:p>
     <w:p>
@@ -8411,7 +8465,7 @@
           <w:i w:val="0"/>
           <w:sz w:val="24"/>
         </w:rPr>
-        <w:t>Three studies measured neural outcomes in the neonatal period, prior to the accumulation of substantial postnatal environmental experience. Most directly, Ramphal et al. (2020) detected parental education associations with amygdala–prefrontal functional connectivity in full-term neonates scanned within four days of birth—a window too brief for postnatal language or caregiving inputs to have shaped functional brain connectivity, implying that fetal programming is a necessary component of the observed association. McKinnon et al. (2023), measuring neonatal brain morphology at term-equivalent age in a mixed preterm and full-term cohort after several weeks of NICU care for the preterm infants, similarly found that maternal education was associated with regional brain volumes before meaningful independent learning experience had accumulated. Konrad et al. (2024), studying 105 term newborns scanned in the first days of life, found that maternal education moderated the relationship between neonatal hippocampal volume and subsequent cognitive development—again before postnatal experience could plausibly account for structural differences. Together, these neonatal findings constrain the mechanistic account: cognitive stimulation and language input pathways can explain post-birth associations, but cannot account for differences already present at birth. Prenatal exposure mechanisms—including gestational stress, fetal cortisol exposure, and nutritional differences—are therefore necessary rather than optional components of any complete mechanistic model.</w:t>
+        <w:t>Three studies measured neural outcomes in the neonatal period, prior to the accumulation of substantial postnatal environmental experience. Most directly, Ramphal et al. (2020) detected parental education associations with amygdala–prefrontal functional connectivity in full-term neonates scanned within four days of birth—a window too brief for postnatal language or caregiving inputs to have shaped functional brain connectivity, implying that fetal programming is a necessary component of the observed association. McKinnon et al. (2023), measuring neonatal brain morphology at term-equivalent age in a mixed preterm and full-term cohort after several weeks of NICU care for the preterm infants, similarly found that maternal education was associated with regional brain volumes before meaningful independent learning experience had accumulated. Konrad et al. (2024), studying 162 very preterm neonates with two MRI acquisitions spanning the NICU period, found that maternal education moderated the relationship between neonatal hippocampal development and 18-month cognitive outcome—demonstrating that the functional significance of early hippocampal organization is already shaped by maternal education within the preterm period, before substantial independent postnatal experience accrues. Together, these neonatal findings constrain the mechanistic account: cognitive stimulation and language input pathways can explain post-birth associations, but cannot account for differences already present at birth. Prenatal exposure mechanisms—including gestational stress, fetal cortisol exposure, and nutritional differences—are therefore necessary rather than optional components of any complete mechanistic model.</w:t>
       </w:r>
     </w:p>
     <w:p>
@@ -8771,7 +8825,7 @@
           <w:i w:val="0"/>
           <w:sz w:val="24"/>
         </w:rPr>
-        <w:t>All included studies employed observational designs that cannot rule out genetic confounding via passive gene–environment correlation. Parental education is moderately heritable (~40%), and children of more educated parents inherit both genetic predispositions for cognitive development and enriched environments (Plomin et al., 2013; Selzam et al., 2020). None of the included studies used designs—such as monozygotic twin comparisons, adoption studies, or polygenic score-controlled analyses—that could disentangle genetic from environmental pathways. The observed neural associations may therefore partly reflect shared genetic variance between parent and child rather than purely environmental transmission. Future studies employing genetically informed designs would substantially strengthen causal inference.</w:t>
+        <w:t>All included studies employed observational designs that cannot rule out genetic confounding via passive gene–environment correlation. Parental education is moderately heritable (~40%), and children of more educated parents inherit both genetic predispositions for cognitive development and enriched environments (Plomin et al., 2013; Davies et al., 2019). None of the included studies used designs—such as monozygotic twin comparisons, adoption studies, or polygenic score-controlled analyses—that could disentangle genetic from environmental pathways. The observed neural associations may therefore partly reflect shared genetic variance between parent and child rather than purely environmental transmission. Future studies employing genetically informed designs would substantially strengthen causal inference.</w:t>
       </w:r>
     </w:p>
     <w:p>
@@ -9474,7 +9528,7 @@
           <w:i w:val="0"/>
           <w:sz w:val="24"/>
         </w:rPr>
-        <w:t>(4), 377–386.</w:t>
+        <w:t>(4), 377–386. https://doi.org/10.1002/wcs.1185</w:t>
       </w:r>
     </w:p>
     <w:p>
@@ -9489,7 +9543,7 @@
           <w:i w:val="0"/>
           <w:sz w:val="24"/>
         </w:rPr>
-        <w:t xml:space="preserve">Gao, W., Alcauter, S., Elton, A., Hernandez-Castillo, C. R., Smith, J. K., Bhatt, P., &amp; Lin, W. (2011). Functional network development during the first year: Relative sequence and socioeconomic correlations. </w:t>
+        <w:t xml:space="preserve">Davies, N. M., Dickson, M., Smith, G. D., van den Berg, G. J., &amp; Windmeijer, F. (2019). The causal effects of education on health outcomes in the UK Biobank. </w:t>
       </w:r>
       <w:r>
         <w:rPr>
@@ -9498,7 +9552,7 @@
           <w:i/>
           <w:sz w:val="24"/>
         </w:rPr>
-        <w:t>Cerebral Cortex</w:t>
+        <w:t>Nature Human Behaviour</w:t>
       </w:r>
       <w:r>
         <w:rPr>
@@ -9516,16 +9570,16 @@
           <w:i/>
           <w:sz w:val="24"/>
         </w:rPr>
-        <w:t>25</w:t>
-      </w:r>
-      <w:r>
-        <w:rPr>
-          <w:rFonts w:ascii="Times New Roman" w:hAnsi="Times New Roman"/>
-          <w:b w:val="0"/>
-          <w:i w:val="0"/>
-          <w:sz w:val="24"/>
-        </w:rPr>
-        <w:t>(9), 2919–2928. https://doi.org/10.1093/cercor/bhu088</w:t>
+        <w:t>2</w:t>
+      </w:r>
+      <w:r>
+        <w:rPr>
+          <w:rFonts w:ascii="Times New Roman" w:hAnsi="Times New Roman"/>
+          <w:b w:val="0"/>
+          <w:i w:val="0"/>
+          <w:sz w:val="24"/>
+        </w:rPr>
+        <w:t>(2), 117–125. https://doi.org/10.1038/s41562-017-0279-y</w:t>
       </w:r>
     </w:p>
     <w:p>
@@ -9678,7 +9732,7 @@
           <w:i w:val="0"/>
           <w:sz w:val="24"/>
         </w:rPr>
-        <w:t>(9), 651–659.</w:t>
+        <w:t>(9), 651–659. https://doi.org/10.1038/nrn2844</w:t>
       </w:r>
     </w:p>
     <w:p>
@@ -11818,57 +11872,6 @@
           <w:sz w:val="24"/>
         </w:rPr>
         <w:t xml:space="preserve"> (6th ed.). Worth Publishers.</w:t>
-      </w:r>
-    </w:p>
-    <w:p>
-      <w:pPr>
-        <w:jc w:val="left"/>
-        <w:spacing w:before="0" w:after="120" w:line="480" w:lineRule="auto"/>
-      </w:pPr>
-      <w:r>
-        <w:rPr>
-          <w:rFonts w:ascii="Times New Roman" w:hAnsi="Times New Roman"/>
-          <w:b w:val="0"/>
-          <w:i w:val="0"/>
-          <w:sz w:val="24"/>
-        </w:rPr>
-        <w:t xml:space="preserve">Selzam, S., McAdams, T. A., Coleman, J. R. I., Carnell, S., O'Reilly, P. F., Plomin, R., &amp; Llewellyn, C. H. (2020). Evidence for gene–environment correlation in child feeding: Links between common genetic variation for BMI in children and parental feeding practices. </w:t>
-      </w:r>
-      <w:r>
-        <w:rPr>
-          <w:rFonts w:ascii="Times New Roman" w:hAnsi="Times New Roman"/>
-          <w:b w:val="0"/>
-          <w:i/>
-          <w:sz w:val="24"/>
-        </w:rPr>
-        <w:t>PLOS Genetics</w:t>
-      </w:r>
-      <w:r>
-        <w:rPr>
-          <w:rFonts w:ascii="Times New Roman" w:hAnsi="Times New Roman"/>
-          <w:b w:val="0"/>
-          <w:i w:val="0"/>
-          <w:sz w:val="24"/>
-        </w:rPr>
-        <w:t xml:space="preserve">, </w:t>
-      </w:r>
-      <w:r>
-        <w:rPr>
-          <w:rFonts w:ascii="Times New Roman" w:hAnsi="Times New Roman"/>
-          <w:b w:val="0"/>
-          <w:i/>
-          <w:sz w:val="24"/>
-        </w:rPr>
-        <w:t>16</w:t>
-      </w:r>
-      <w:r>
-        <w:rPr>
-          <w:rFonts w:ascii="Times New Roman" w:hAnsi="Times New Roman"/>
-          <w:b w:val="0"/>
-          <w:i w:val="0"/>
-          <w:sz w:val="24"/>
-        </w:rPr>
-        <w:t>(8), Article e1008851. https://doi.org/10.1371/journal.pgen.1008851</w:t>
       </w:r>
     </w:p>
     <w:p>

--- a/projects/paper-02/06-write/老师指导后完善/paper02_draft_v4_1.docx
+++ b/projects/paper-02/06-write/老师指导后完善/paper02_draft_v4_1.docx
@@ -7323,7 +7323,7 @@
           <w:i w:val="0"/>
           <w:sz w:val="24"/>
         </w:rPr>
-        <w:t xml:space="preserve">Two structural findings are particularly notable from a developmental neuroscience perspective. First, parental education associations with neural outcomes were detectable in neonates assessed within days of birth (McKinnon et al., 2023; Ramphal et al., 2020; Konrad et al., 2024), consistent with </w:t>
+        <w:t xml:space="preserve">Two structural findings are particularly notable from a developmental neuroscience perspective. First, parental education associations with neural outcomes were detectable before substantial postnatal experience had accrued—including in one study scanning full-term infants within four days of birth (Ramphal et al., 2020), and in two studies of very preterm infants assessed during the NICU period (McKinnon et al., 2023; Konrad et al., 2024)—consistent with </w:t>
       </w:r>
       <w:r>
         <w:rPr>
@@ -8026,7 +8026,7 @@
           <w:i w:val="0"/>
           <w:sz w:val="24"/>
         </w:rPr>
-        <w:t xml:space="preserve"> The evidence base is most concentrated in this period. Three neonatal studies (McKinnon et al., 2023; Ramphal et al., 2020; Konrad et al., 2024) established associations detectable at or within days of birth, consistent with prenatal origins. A further six studies examined infants and toddlers up to approximately 2 years of age (Wienke et al., 2024; Brito &amp; Noble, 2020; Turesky et al., 2022; Shephard et al., 2019; Conejero et al., 2018; Stiver et al., 2015), spanning EEG, ERP, DTI, and structural MRI modalities. Eight of the nine studies in this window reported positive associations; the single exception (Wienke et al., 2024) is attributable to migration-related contextual factors as discussed in Section 4.3.3.</w:t>
+        <w:t xml:space="preserve"> The evidence base is most concentrated in this period. Three neonatal studies established associations detectable before substantial postnatal experience had accrued: one scanning full-term infants within four days of birth (Ramphal et al., 2020) and two examining very preterm infants during the NICU period at term-equivalent age (McKinnon et al., 2023; Konrad et al., 2024), all consistent with prenatal origins. A further six studies examined infants and toddlers up to approximately 2 years of age (Wienke et al., 2024; Brito &amp; Noble, 2020; Turesky et al., 2022; Shephard et al., 2019; Conejero et al., 2018; Stiver et al., 2015), spanning EEG, ERP, DTI, and structural MRI modalities. Eight of the nine studies in this window reported positive associations; the single exception (Wienke et al., 2024) is attributable to migration-related contextual factors as discussed in Section 4.3.3.</w:t>
       </w:r>
     </w:p>
     <w:p>
@@ -8607,7 +8607,7 @@
           <w:i w:val="0"/>
           <w:sz w:val="24"/>
         </w:rPr>
-        <w:t>The convergence of parental education associations across frontal and temporal neural systems—regardless of modality—supports a coherent account centered on prefrontal and perisylvian circuitry. In ERP studies, the most consistent finding was greater frontal activation (larger ERN amplitude at fronto-central electrodes) in children of more educated parents. In fNIRS, greater inferior frontal gyrus activation was found. In fMRI, effects clustered in medial prefrontal cortex (amygdala–PFC connectivity; DMN connectivity) and left inferior frontal gyrus (language network). In DTI, the arcuate fasciculus—projecting between inferior frontal and superior temporal cortex—was the most consistently implicated tract. In structural MRI, effects included frontal, parietal, and temporal surface area. Together, these findings converge on a fronto-temporal network encompassing language-processing regions (Broca's area, Wernicke's area, arcuate fasciculus) and executive/affective regulation regions (anterior cingulate, medial prefrontal cortex, DMN).</w:t>
+        <w:t>The convergence of parental education associations across frontal and temporal neural systems—regardless of modality—supports a coherent account centered on prefrontal and perisylvian circuitry. In ERP studies, the most consistent finding was greater frontal activation (larger ERN amplitude at fronto-central electrodes) in children of more educated parents. In fNIRS, greater inferior frontal gyrus activation was found. In fMRI, effects clustered in medial prefrontal cortex (amygdala–PFC connectivity) and left inferior frontal gyrus (language network). In DTI, the arcuate fasciculus—projecting between inferior frontal and superior temporal cortex—was the most consistently implicated tract. In structural MRI, effects included frontal, parietal, and temporal surface area. Together, these findings converge on a fronto-temporal network encompassing language-processing regions (Broca's area, Wernicke's area, arcuate fasciculus) and executive/affective regulation regions (anterior cingulate, medial prefrontal cortex).</w:t>
       </w:r>
     </w:p>
     <w:p>
@@ -8825,7 +8825,7 @@
           <w:i w:val="0"/>
           <w:sz w:val="24"/>
         </w:rPr>
-        <w:t>All included studies employed observational designs that cannot rule out genetic confounding via passive gene–environment correlation. Parental education is moderately heritable (~40%), and children of more educated parents inherit both genetic predispositions for cognitive development and enriched environments (Plomin et al., 2013; Davies et al., 2019). None of the included studies used designs—such as monozygotic twin comparisons, adoption studies, or polygenic score-controlled analyses—that could disentangle genetic from environmental pathways. The observed neural associations may therefore partly reflect shared genetic variance between parent and child rather than purely environmental transmission. Future studies employing genetically informed designs would substantially strengthen causal inference.</w:t>
+        <w:t>All included studies employed observational designs that cannot rule out genetic confounding via passive gene–environment correlation. Parental education is moderately heritable (~40%), and children of more educated parents inherit both genetic predispositions for cognitive development and enriched environments (Plomin et al., 2013; Branigan et al., 2013). None of the included studies used designs—such as monozygotic twin comparisons, adoption studies, or polygenic score-controlled analyses—that could disentangle genetic from environmental pathways. The observed neural associations may therefore partly reflect shared genetic variance between parent and child rather than purely environmental transmission. Future studies employing genetically informed designs would substantially strengthen causal inference.</w:t>
       </w:r>
     </w:p>
     <w:p>
@@ -9543,7 +9543,7 @@
           <w:i w:val="0"/>
           <w:sz w:val="24"/>
         </w:rPr>
-        <w:t xml:space="preserve">Davies, N. M., Dickson, M., Smith, G. D., van den Berg, G. J., &amp; Windmeijer, F. (2019). The causal effects of education on health outcomes in the UK Biobank. </w:t>
+        <w:t xml:space="preserve">Branigan, A. R., McCallum, K. J., &amp; Freese, J. (2013). Variation in the heritability of educational attainment: An international meta-analysis. </w:t>
       </w:r>
       <w:r>
         <w:rPr>
@@ -9552,7 +9552,7 @@
           <w:i/>
           <w:sz w:val="24"/>
         </w:rPr>
-        <w:t>Nature Human Behaviour</w:t>
+        <w:t>Social Forces</w:t>
       </w:r>
       <w:r>
         <w:rPr>
@@ -9570,16 +9570,16 @@
           <w:i/>
           <w:sz w:val="24"/>
         </w:rPr>
-        <w:t>2</w:t>
-      </w:r>
-      <w:r>
-        <w:rPr>
-          <w:rFonts w:ascii="Times New Roman" w:hAnsi="Times New Roman"/>
-          <w:b w:val="0"/>
-          <w:i w:val="0"/>
-          <w:sz w:val="24"/>
-        </w:rPr>
-        <w:t>(2), 117–125. https://doi.org/10.1038/s41562-017-0279-y</w:t>
+        <w:t>92</w:t>
+      </w:r>
+      <w:r>
+        <w:rPr>
+          <w:rFonts w:ascii="Times New Roman" w:hAnsi="Times New Roman"/>
+          <w:b w:val="0"/>
+          <w:i w:val="0"/>
+          <w:sz w:val="24"/>
+        </w:rPr>
+        <w:t>(1), 109–140. https://doi.org/10.1093/sf/sot076</w:t>
       </w:r>
     </w:p>
     <w:p>
@@ -9783,7 +9783,7 @@
           <w:i w:val="0"/>
           <w:sz w:val="24"/>
         </w:rPr>
-        <w:t>(1), 4–14.</w:t>
+        <w:t>(1), 4–14. https://doi.org/10.1037/a0030612</w:t>
       </w:r>
     </w:p>
     <w:p>
@@ -9834,7 +9834,7 @@
           <w:i w:val="0"/>
           <w:sz w:val="24"/>
         </w:rPr>
-        <w:t>(47), 12176–12182.</w:t>
+        <w:t>(47), 12176–12182. https://doi.org/10.1523/JNEUROSCI.3479-08.2008</w:t>
       </w:r>
     </w:p>
     <w:p>
@@ -9987,7 +9987,7 @@
           <w:i w:val="0"/>
           <w:sz w:val="24"/>
         </w:rPr>
-        <w:t>, 190–222.</w:t>
+        <w:t>, 190–222. https://doi.org/10.1111/j.1749-6632.2009.05437.x</w:t>
       </w:r>
     </w:p>
     <w:p>
@@ -10089,7 +10089,7 @@
           <w:i w:val="0"/>
           <w:sz w:val="24"/>
         </w:rPr>
-        <w:t>(5), 773–778.</w:t>
+        <w:t>(5), 773–778. https://doi.org/10.1038/nn.3983</w:t>
       </w:r>
     </w:p>
     <w:p>
@@ -10242,7 +10242,7 @@
           <w:i w:val="0"/>
           <w:sz w:val="24"/>
         </w:rPr>
-        <w:t>(4), 327–348.</w:t>
+        <w:t>(4), 327–348. https://doi.org/10.1007/s11065-010-9148-4</w:t>
       </w:r>
     </w:p>
     <w:p>

--- a/projects/paper-02/06-write/老师指导后完善/paper02_draft_v4_1.docx
+++ b/projects/paper-02/06-write/老师指导后完善/paper02_draft_v4_1.docx
@@ -141,7 +141,7 @@
           <w:i w:val="0"/>
           <w:sz w:val="24"/>
         </w:rPr>
-        <w:t xml:space="preserve"> = 26–373; 10 countries) met inclusion criteria. Across six modalities, 15 of 16 (94%) reported a positive association between higher parental education and more mature neural indices; three neonatal studies indicated associations detectable from birth. One study reported a negative pattern attributable to migration-related linguistic heterogeneity.</w:t>
+        <w:t xml:space="preserve"> = 26–373; 10 countries) met inclusion criteria. Across six modalities, 15 of 16 (94%) reported a positive association between higher parental education and more mature neural indices; three neonatal studies indicated associations detectable before substantial postnatal experience had accrued. One study reported a negative pattern attributable to migration-related linguistic heterogeneity.</w:t>
       </w:r>
     </w:p>
     <w:p>
@@ -5036,7 +5036,7 @@
                 <w:i w:val="0"/>
                 <w:sz w:val="20"/>
               </w:rPr>
-              <w:t>56</w:t>
+              <w:t>52</w:t>
             </w:r>
           </w:p>
         </w:tc>
@@ -5063,7 +5063,7 @@
                 <w:i w:val="0"/>
                 <w:sz w:val="20"/>
               </w:rPr>
-              <w:t>12–30 months</w:t>
+              <w:t>16–18 months</w:t>
             </w:r>
           </w:p>
         </w:tc>
@@ -6111,7 +6111,7 @@
           <w:i w:val="0"/>
           <w:sz w:val="24"/>
         </w:rPr>
-        <w:t xml:space="preserve"> examined error-related negativity (ERN), an ERP component indexing error monitoring and prefrontal cognitive control, in 56 toddlers (aged 12–30 months) in Spain. Error monitoring was assessed during a go/no-go task, and parental education (years of schooling) was the primary exposure variable. Higher parental education predicted a larger (more negative) ERN amplitude, reflecting stronger neural responses to errors (</w:t>
+        <w:t xml:space="preserve"> examined error-monitoring neural responses in 52 toddlers (aged 16–18 months; final analysable sample after exclusions) in Spain. Using a passive puzzle-error observation paradigm—in which toddlers watched puzzle pieces being assembled correctly or incorrectly—the study recorded both the error-related negativity (ERN; a fronto-central time-domain component) and frontal theta power (4–7 Hz; a frequency-domain measure of the same error-detection process). Parental education (years of schooling) independently predicted a larger (more negative) ERN amplitude (</w:t>
       </w:r>
       <w:r>
         <w:rPr>
@@ -6129,6 +6129,114 @@
           <w:i w:val="0"/>
           <w:sz w:val="24"/>
         </w:rPr>
+        <w:t xml:space="preserve"> = .31, </w:t>
+      </w:r>
+      <w:r>
+        <w:rPr>
+          <w:rFonts w:ascii="Times New Roman" w:hAnsi="Times New Roman"/>
+          <w:b w:val="0"/>
+          <w:i/>
+          <w:sz w:val="24"/>
+        </w:rPr>
+        <w:t>F</w:t>
+      </w:r>
+      <w:r>
+        <w:rPr>
+          <w:rFonts w:ascii="Times New Roman" w:hAnsi="Times New Roman"/>
+          <w:b w:val="0"/>
+          <w:i w:val="0"/>
+          <w:sz w:val="24"/>
+        </w:rPr>
+        <w:t xml:space="preserve">(1, 51) = 5.03, </w:t>
+      </w:r>
+      <w:r>
+        <w:rPr>
+          <w:rFonts w:ascii="Times New Roman" w:hAnsi="Times New Roman"/>
+          <w:b w:val="0"/>
+          <w:i/>
+          <w:sz w:val="24"/>
+        </w:rPr>
+        <w:t>p</w:t>
+      </w:r>
+      <w:r>
+        <w:rPr>
+          <w:rFonts w:ascii="Times New Roman" w:hAnsi="Times New Roman"/>
+          <w:b w:val="0"/>
+          <w:i w:val="0"/>
+          <w:sz w:val="24"/>
+        </w:rPr>
+        <w:t xml:space="preserve"> &lt; .05; </w:t>
+      </w:r>
+      <w:r>
+        <w:rPr>
+          <w:rFonts w:ascii="Times New Roman" w:hAnsi="Times New Roman"/>
+          <w:b w:val="0"/>
+          <w:i/>
+          <w:sz w:val="24"/>
+        </w:rPr>
+        <w:t>R²</w:t>
+      </w:r>
+      <w:r>
+        <w:rPr>
+          <w:rFonts w:ascii="Times New Roman" w:hAnsi="Times New Roman"/>
+          <w:b w:val="0"/>
+          <w:i w:val="0"/>
+          <w:sz w:val="24"/>
+        </w:rPr>
+        <w:t xml:space="preserve"> = .10) and showed a marginal association with greater frontal theta power (</w:t>
+      </w:r>
+      <w:r>
+        <w:rPr>
+          <w:rFonts w:ascii="Times New Roman" w:hAnsi="Times New Roman"/>
+          <w:b w:val="0"/>
+          <w:i/>
+          <w:sz w:val="24"/>
+        </w:rPr>
+        <w:t>β</w:t>
+      </w:r>
+      <w:r>
+        <w:rPr>
+          <w:rFonts w:ascii="Times New Roman" w:hAnsi="Times New Roman"/>
+          <w:b w:val="0"/>
+          <w:i w:val="0"/>
+          <w:sz w:val="24"/>
+        </w:rPr>
+        <w:t xml:space="preserve"> = .25, </w:t>
+      </w:r>
+      <w:r>
+        <w:rPr>
+          <w:rFonts w:ascii="Times New Roman" w:hAnsi="Times New Roman"/>
+          <w:b w:val="0"/>
+          <w:i/>
+          <w:sz w:val="24"/>
+        </w:rPr>
+        <w:t>p</w:t>
+      </w:r>
+      <w:r>
+        <w:rPr>
+          <w:rFonts w:ascii="Times New Roman" w:hAnsi="Times New Roman"/>
+          <w:b w:val="0"/>
+          <w:i w:val="0"/>
+          <w:sz w:val="24"/>
+        </w:rPr>
+        <w:t xml:space="preserve"> = .07). The composite SES index (including income and occupation alongside education) accounted for additional variance in ERN (</w:t>
+      </w:r>
+      <w:r>
+        <w:rPr>
+          <w:rFonts w:ascii="Times New Roman" w:hAnsi="Times New Roman"/>
+          <w:b w:val="0"/>
+          <w:i/>
+          <w:sz w:val="24"/>
+        </w:rPr>
+        <w:t>β</w:t>
+      </w:r>
+      <w:r>
+        <w:rPr>
+          <w:rFonts w:ascii="Times New Roman" w:hAnsi="Times New Roman"/>
+          <w:b w:val="0"/>
+          <w:i w:val="0"/>
+          <w:sz w:val="24"/>
+        </w:rPr>
         <w:t xml:space="preserve"> = .355, </w:t>
       </w:r>
       <w:r>
@@ -6165,7 +6273,7 @@
           <w:i w:val="0"/>
           <w:sz w:val="24"/>
         </w:rPr>
-        <w:t xml:space="preserve"> &lt; .05), after controlling for child age and sex. This is notable because the ERN is typically not robust until 5–6 years in Western samples (Davies et al., 2004; Torpey et al., 2009); its detectability in toddlers in this study, and its systematic variation with parental education, implies that the neural substrates of cognitive control begin differentiating by SES-related environmental input within the first two years of life. The ERN finding was localized to fronto-central electrodes (Fz, FCz), consistent with an anterior cingulate cortex generator (van Veen &amp; Carter, 2002), and the effect size was moderate to large.</w:t>
+        <w:t xml:space="preserve"> &lt; .05), indicating that education contributes independently but that broader socioeconomic context adds further explanatory power. This is notable because the ERN is typically not robust until 5–6 years in Western samples (Davies et al., 2004; Torpey et al., 2009); its detectability in toddlers and its systematic variation with parental education implies that the neural substrates of cognitive control begin differentiating by SES-related environmental input within the first two years of life. The ERN finding was localized to fronto-central electrodes (Fz, FCz), consistent with an anterior cingulate cortex generator (van Veen &amp; Carter, 2002).</w:t>
       </w:r>
     </w:p>
     <w:p>
@@ -7230,7 +7338,7 @@
           <w:i w:val="0"/>
           <w:sz w:val="24"/>
         </w:rPr>
-        <w:t>The two pathways are not mutually exclusive and likely operate simultaneously across the developmental period covered by this review. For children assessed at birth and in the neonatal period (McKinnon et al., 2023; Ramphal et al., 2020; Konrad et al., 2024), prenatal mechanisms—operating via maternal stress physiology and nutritional status—likely contribute substantially to the observed parental education associations, given that postnatal environmental experience had not yet accrued at the time of measurement. For children assessed in infancy and beyond (Turesky et al., 2022; Shephard et al., 2019; Maguire &amp; Schneider, 2019; Ozernov-Palchik et al., 2019), both prenatal programming and ongoing postnatal environmental inputs plausibly contribute.</w:t>
+        <w:t>The two pathways are not mutually exclusive and likely operate simultaneously across the developmental period covered by this review. For children assessed prior to the accumulation of substantial postnatal experience—including full-term neonates scanned within days of birth (Ramphal et al., 2020) and very preterm infants assessed during the NICU period (McKinnon et al., 2023; Konrad et al., 2024)—prenatal mechanisms operating via maternal stress physiology and nutritional status likely contribute substantially to the observed parental education associations. For children assessed in infancy and beyond (Turesky et al., 2022; Shephard et al., 2019; Maguire &amp; Schneider, 2019; Ozernov-Palchik et al., 2019), both prenatal programming and ongoing postnatal environmental inputs plausibly contribute.</w:t>
       </w:r>
     </w:p>
     <w:p>
@@ -7973,7 +8081,7 @@
           <w:i w:val="0"/>
           <w:sz w:val="20"/>
         </w:rPr>
-        <w:t xml:space="preserve"> across categories therefore exceeds 16. †Lange et al. (2010) used brain volume as a covariate rather than a primary neural outcome; the primary reported finding was an association between parental education and verbal IQ.</w:t>
+        <w:t xml:space="preserve"> across categories therefore exceeds 16. †Lange et al. (2010) is categorised under global morphometry for tabulation purposes; its primary finding was an association between parental education and verbal IQ, with brain volume included as a covariate rather than a primary neural outcome (see §3.5.1).</w:t>
       </w:r>
     </w:p>
     <w:p>
@@ -8026,7 +8134,7 @@
           <w:i w:val="0"/>
           <w:sz w:val="24"/>
         </w:rPr>
-        <w:t xml:space="preserve"> The evidence base is most concentrated in this period. Three neonatal studies established associations detectable before substantial postnatal experience had accrued: one scanning full-term infants within four days of birth (Ramphal et al., 2020) and two examining very preterm infants during the NICU period at term-equivalent age (McKinnon et al., 2023; Konrad et al., 2024), all consistent with prenatal origins. A further six studies examined infants and toddlers up to approximately 2 years of age (Wienke et al., 2024; Brito &amp; Noble, 2020; Turesky et al., 2022; Shephard et al., 2019; Conejero et al., 2018; Stiver et al., 2015), spanning EEG, ERP, DTI, and structural MRI modalities. Eight of the nine studies in this window reported positive associations; the single exception (Wienke et al., 2024) is attributable to migration-related contextual factors as discussed in Section 4.3.3.</w:t>
+        <w:t xml:space="preserve"> The evidence base is most concentrated in this period. Three neonatal studies established associations detectable before substantial postnatal experience had accrued: one scanning full-term infants within four days of birth (Ramphal et al., 2020) and two examining very preterm infants during the NICU period at term-equivalent age (McKinnon et al., 2023; Konrad et al., 2024), all consistent with prenatal origins. A further six studies examined infants and toddlers up to approximately 2 years of age (Wienke et al., 2024; Brito &amp; Noble, 2020; Turesky et al., 2022; Shephard et al., 2019; Conejero et al., 2018; Stiver et al., 2015), spanning EEG, ERP, DTI, and structural MRI modalities. Eight of the nine studies in this window reported positive associations; the single exception (Wienke et al., 2024) is attributable to migration-related contextual factors as discussed in Section 4.3.3. Zhu et al. (2023), whose longitudinal MRI assessments spanned birth through 8 years, is additionally counted in the Childhood window below.</w:t>
       </w:r>
     </w:p>
     <w:p>
@@ -8696,7 +8804,7 @@
           <w:i w:val="0"/>
           <w:sz w:val="24"/>
         </w:rPr>
-        <w:t>Geographic and cultural concentration is a further limitation. Despite spanning 10 countries, the included studies are heavily concentrated in high-income Western contexts, particularly the United States, United Kingdom, and Canada (10 of 16 studies). Only one study (Wijeakumar et al., 2019) included a sample from a low- or middle-income country, and its cross-cultural design precluded direct inference about non-Western contexts in isolation. The systematic search was also restricted to English-language publications, further limiting coverage of research published in other languages, including Chinese, which would be essential for capturing the substantial and growing neurodevelopmental literature from China. The generalizability of findings to non-Western, non-English-speaking, and low-income country contexts is therefore unknown, and should not be assumed.</w:t>
+        <w:t>Geographic and cultural concentration is a further limitation. Despite spanning 10 countries or regions, the included studies are heavily concentrated in high-income Western contexts, particularly the United States, United Kingdom, and Canada (10 of 16 studies). Only one study (Wijeakumar et al., 2019) included a sample from a low- or middle-income country, and its cross-cultural design precluded direct inference about non-Western contexts in isolation. The systematic search was also restricted to English-language publications, further limiting coverage of research published in other languages, including Chinese, which would be essential for capturing the substantial and growing neurodevelopmental literature from China. The generalizability of findings to non-Western, non-English-speaking, and low-income country contexts is therefore unknown, and should not be assumed.</w:t>
       </w:r>
     </w:p>
     <w:p>
@@ -10293,7 +10401,7 @@
           <w:i w:val="0"/>
           <w:sz w:val="24"/>
         </w:rPr>
-        <w:t>(3), 233–238.</w:t>
+        <w:t>(3), 233–238. https://doi.org/10.1097/YCO.0b013e3283387d9f</w:t>
       </w:r>
     </w:p>
     <w:p>

--- a/projects/paper-02/06-write/老师指导后完善/paper02_draft_v4_1.docx
+++ b/projects/paper-02/06-write/老师指导后完善/paper02_draft_v4_1.docx
@@ -516,7 +516,7 @@
           <w:i w:val="0"/>
           <w:sz w:val="24"/>
         </w:rPr>
-        <w:t>This systematic review was conducted following PRISMA 2020 guidelines (Page et al., 2021). The review was not pre-registered in PROSPERO; a decision was made to proceed without registration given the descriptive, narrative synthesis design and absence of a protocol suitable for prospective registration at the time data collection commenced.</w:t>
+        <w:t>This systematic review was conducted following PRISMA 2020 guidelines (Page et al., 2021). We did not pre-register this review in PROSPERO because the descriptive narrative synthesis design does not lend itself to a prospective protocol, and no formal registration was completed prior to data collection.</w:t>
       </w:r>
     </w:p>
     <w:p>
@@ -5117,7 +5117,7 @@
                 <w:i w:val="0"/>
                 <w:sz w:val="20"/>
               </w:rPr>
-              <w:t>ERP</w:t>
+              <w:t>ERP/EEG</w:t>
             </w:r>
           </w:p>
         </w:tc>
@@ -6111,7 +6111,7 @@
           <w:i w:val="0"/>
           <w:sz w:val="24"/>
         </w:rPr>
-        <w:t xml:space="preserve"> examined error-monitoring neural responses in 52 toddlers (aged 16–18 months; final analysable sample after exclusions) in Spain. Using a passive puzzle-error observation paradigm—in which toddlers watched puzzle pieces being assembled correctly or incorrectly—the study recorded both the error-related negativity (ERN; a fronto-central time-domain component) and frontal theta power (4–7 Hz; a frequency-domain measure of the same error-detection process). Parental education (years of schooling) independently predicted a larger (more negative) ERN amplitude (</w:t>
+        <w:t xml:space="preserve"> examined error-monitoring neural responses in 52 toddlers (aged 16–18 months; final analysable sample after exclusions) in Spain. Using a passive puzzle-error observation paradigm—in which toddlers watched puzzle pieces being assembled correctly or incorrectly—the study recorded both the error-related negativity (ERN; a fronto-central time-domain component) and frontal theta power (4–7 Hz; a frequency-domain measure of the same error-detection process). Separate simple linear regressions were conducted for each SES predictor. When parental education (years of schooling) was entered as the sole predictor, it independently predicted a larger (more negative) ERN amplitude (</w:t>
       </w:r>
       <w:r>
         <w:rPr>
@@ -6183,7 +6183,7 @@
           <w:i w:val="0"/>
           <w:sz w:val="24"/>
         </w:rPr>
-        <w:t xml:space="preserve"> = .10) and showed a marginal association with greater frontal theta power (</w:t>
+        <w:t xml:space="preserve"> = .10); a parallel regression with the composite SES index (combining education, occupation, and income) as the sole predictor accounted for greater variance (</w:t>
       </w:r>
       <w:r>
         <w:rPr>
@@ -6201,6 +6201,78 @@
           <w:i w:val="0"/>
           <w:sz w:val="24"/>
         </w:rPr>
+        <w:t xml:space="preserve"> = .355, </w:t>
+      </w:r>
+      <w:r>
+        <w:rPr>
+          <w:rFonts w:ascii="Times New Roman" w:hAnsi="Times New Roman"/>
+          <w:b w:val="0"/>
+          <w:i/>
+          <w:sz w:val="24"/>
+        </w:rPr>
+        <w:t>F</w:t>
+      </w:r>
+      <w:r>
+        <w:rPr>
+          <w:rFonts w:ascii="Times New Roman" w:hAnsi="Times New Roman"/>
+          <w:b w:val="0"/>
+          <w:i w:val="0"/>
+          <w:sz w:val="24"/>
+        </w:rPr>
+        <w:t xml:space="preserve">(1, 51) = 7.10, </w:t>
+      </w:r>
+      <w:r>
+        <w:rPr>
+          <w:rFonts w:ascii="Times New Roman" w:hAnsi="Times New Roman"/>
+          <w:b w:val="0"/>
+          <w:i/>
+          <w:sz w:val="24"/>
+        </w:rPr>
+        <w:t>p</w:t>
+      </w:r>
+      <w:r>
+        <w:rPr>
+          <w:rFonts w:ascii="Times New Roman" w:hAnsi="Times New Roman"/>
+          <w:b w:val="0"/>
+          <w:i w:val="0"/>
+          <w:sz w:val="24"/>
+        </w:rPr>
+        <w:t xml:space="preserve"> &lt; .05; </w:t>
+      </w:r>
+      <w:r>
+        <w:rPr>
+          <w:rFonts w:ascii="Times New Roman" w:hAnsi="Times New Roman"/>
+          <w:b w:val="0"/>
+          <w:i/>
+          <w:sz w:val="24"/>
+        </w:rPr>
+        <w:t>R²</w:t>
+      </w:r>
+      <w:r>
+        <w:rPr>
+          <w:rFonts w:ascii="Times New Roman" w:hAnsi="Times New Roman"/>
+          <w:b w:val="0"/>
+          <w:i w:val="0"/>
+          <w:sz w:val="24"/>
+        </w:rPr>
+        <w:t xml:space="preserve"> = .13), indicating that education contributes independently but that broader socioeconomic context captures additional explanatory power. Parental education showed a marginal association with frontal theta power in a third separate regression (</w:t>
+      </w:r>
+      <w:r>
+        <w:rPr>
+          <w:rFonts w:ascii="Times New Roman" w:hAnsi="Times New Roman"/>
+          <w:b w:val="0"/>
+          <w:i/>
+          <w:sz w:val="24"/>
+        </w:rPr>
+        <w:t>β</w:t>
+      </w:r>
+      <w:r>
+        <w:rPr>
+          <w:rFonts w:ascii="Times New Roman" w:hAnsi="Times New Roman"/>
+          <w:b w:val="0"/>
+          <w:i w:val="0"/>
+          <w:sz w:val="24"/>
+        </w:rPr>
         <w:t xml:space="preserve"> = .25, </w:t>
       </w:r>
       <w:r>
@@ -6210,6 +6282,24 @@
           <w:i/>
           <w:sz w:val="24"/>
         </w:rPr>
+        <w:t>F</w:t>
+      </w:r>
+      <w:r>
+        <w:rPr>
+          <w:rFonts w:ascii="Times New Roman" w:hAnsi="Times New Roman"/>
+          <w:b w:val="0"/>
+          <w:i w:val="0"/>
+          <w:sz w:val="24"/>
+        </w:rPr>
+        <w:t xml:space="preserve">(1, 51) = 3.47, </w:t>
+      </w:r>
+      <w:r>
+        <w:rPr>
+          <w:rFonts w:ascii="Times New Roman" w:hAnsi="Times New Roman"/>
+          <w:b w:val="0"/>
+          <w:i/>
+          <w:sz w:val="24"/>
+        </w:rPr>
         <w:t>p</w:t>
       </w:r>
       <w:r>
@@ -6219,61 +6309,7 @@
           <w:i w:val="0"/>
           <w:sz w:val="24"/>
         </w:rPr>
-        <w:t xml:space="preserve"> = .07). The composite SES index (including income and occupation alongside education) accounted for additional variance in ERN (</w:t>
-      </w:r>
-      <w:r>
-        <w:rPr>
-          <w:rFonts w:ascii="Times New Roman" w:hAnsi="Times New Roman"/>
-          <w:b w:val="0"/>
-          <w:i/>
-          <w:sz w:val="24"/>
-        </w:rPr>
-        <w:t>β</w:t>
-      </w:r>
-      <w:r>
-        <w:rPr>
-          <w:rFonts w:ascii="Times New Roman" w:hAnsi="Times New Roman"/>
-          <w:b w:val="0"/>
-          <w:i w:val="0"/>
-          <w:sz w:val="24"/>
-        </w:rPr>
-        <w:t xml:space="preserve"> = .355, </w:t>
-      </w:r>
-      <w:r>
-        <w:rPr>
-          <w:rFonts w:ascii="Times New Roman" w:hAnsi="Times New Roman"/>
-          <w:b w:val="0"/>
-          <w:i/>
-          <w:sz w:val="24"/>
-        </w:rPr>
-        <w:t>F</w:t>
-      </w:r>
-      <w:r>
-        <w:rPr>
-          <w:rFonts w:ascii="Times New Roman" w:hAnsi="Times New Roman"/>
-          <w:b w:val="0"/>
-          <w:i w:val="0"/>
-          <w:sz w:val="24"/>
-        </w:rPr>
-        <w:t xml:space="preserve">(1, 51) = 7.10, </w:t>
-      </w:r>
-      <w:r>
-        <w:rPr>
-          <w:rFonts w:ascii="Times New Roman" w:hAnsi="Times New Roman"/>
-          <w:b w:val="0"/>
-          <w:i/>
-          <w:sz w:val="24"/>
-        </w:rPr>
-        <w:t>p</w:t>
-      </w:r>
-      <w:r>
-        <w:rPr>
-          <w:rFonts w:ascii="Times New Roman" w:hAnsi="Times New Roman"/>
-          <w:b w:val="0"/>
-          <w:i w:val="0"/>
-          <w:sz w:val="24"/>
-        </w:rPr>
-        <w:t xml:space="preserve"> &lt; .05), indicating that education contributes independently but that broader socioeconomic context adds further explanatory power. This is notable because the ERN is typically not robust until 5–6 years in Western samples (Davies et al., 2004; Torpey et al., 2009); its detectability in toddlers and its systematic variation with parental education implies that the neural substrates of cognitive control begin differentiating by SES-related environmental input within the first two years of life. The ERN finding was localized to fronto-central electrodes (Fz, FCz), consistent with an anterior cingulate cortex generator (van Veen &amp; Carter, 2002).</w:t>
+        <w:t xml:space="preserve"> = .07). This is notable because the ERN is typically not robust until 5–6 years in Western samples (Davies et al., 2004; Torpey et al., 2009); its detectability in toddlers and its systematic variation with parental education implies that the neural substrates of cognitive control begin differentiating by SES-related environmental input within the first two years of life. The ERN finding was localized to fronto-central electrodes (Fz, FCz), consistent with an anterior cingulate cortex generator (van Veen &amp; Carter, 2002).</w:t>
       </w:r>
     </w:p>
     <w:p>
@@ -7493,7 +7529,7 @@
           <w:i w:val="0"/>
           <w:sz w:val="24"/>
         </w:rPr>
-        <w:t xml:space="preserve">The age distribution of included studies speaks to the question of when in development parental education associations with neural outcomes are first detectable and whether associations are concentrated in particular developmental windows. The neonatal findings (three of 16 studies) establish associations detectable from birth, consistent with </w:t>
+        <w:t xml:space="preserve">The age distribution of included studies speaks to the question of when in development parental education associations with neural outcomes are first detectable and whether associations are concentrated in particular developmental windows. The neonatal findings (three of 16 studies) establish associations detectable before substantial postnatal experience had accrued, consistent with </w:t>
       </w:r>
       <w:r>
         <w:rPr>
@@ -7511,7 +7547,7 @@
           <w:i w:val="0"/>
           <w:sz w:val="24"/>
         </w:rPr>
-        <w:t xml:space="preserve"> origins. The infant and toddler findings (seven studies) indicate that education-related neural differences are already present and widening in the first two years of life—before formal schooling and before most cognitive assessment instruments can be reliably administered. The school-age findings (seven studies, four of which extend beyond 8 years but report primary effects or subgroup analyses within the school-age range) demonstrate that these differences persist into middle childhood, with some evidence that they may be increasing (e.g., Ozernov-Palchik et al., 2019, finding large arcuate FA associations at 5–8 years).</w:t>
+        <w:t xml:space="preserve"> origins. The infant and toddler findings (seven studies, excluding the three neonatal studies) indicate that education-related neural differences are already present and widening in the first two years of life—before formal schooling and before most cognitive assessment instruments can be reliably administered. The school-age findings (seven studies, four of which extend beyond 8 years but report primary effects or subgroup analyses within the school-age range) demonstrate that these differences persist into middle childhood, with some evidence that they may be increasing (e.g., Ozernov-Palchik et al., 2019, finding large arcuate FA associations at 5–8 years).</w:t>
       </w:r>
     </w:p>
     <w:p>
@@ -8134,7 +8170,7 @@
           <w:i w:val="0"/>
           <w:sz w:val="24"/>
         </w:rPr>
-        <w:t xml:space="preserve"> The evidence base is most concentrated in this period. Three neonatal studies established associations detectable before substantial postnatal experience had accrued: one scanning full-term infants within four days of birth (Ramphal et al., 2020) and two examining very preterm infants during the NICU period at term-equivalent age (McKinnon et al., 2023; Konrad et al., 2024), all consistent with prenatal origins. A further six studies examined infants and toddlers up to approximately 2 years of age (Wienke et al., 2024; Brito &amp; Noble, 2020; Turesky et al., 2022; Shephard et al., 2019; Conejero et al., 2018; Stiver et al., 2015), spanning EEG, ERP, DTI, and structural MRI modalities. Eight of the nine studies in this window reported positive associations; the single exception (Wienke et al., 2024) is attributable to migration-related contextual factors as discussed in Section 4.3.3. Zhu et al. (2023), whose longitudinal MRI assessments spanned birth through 8 years, is additionally counted in the Childhood window below.</w:t>
+        <w:t xml:space="preserve"> The evidence base is most concentrated in this period. Three neonatal studies established associations detectable before substantial postnatal experience had accrued: one scanning full-term infants within four days of birth (Ramphal et al., 2020) and two examining very preterm infants during the NICU period at term-equivalent age (McKinnon et al., 2023; Konrad et al., 2024), all consistent with prenatal origins. A further six studies examined infants and toddlers up to approximately 2 years of age (Wienke et al., 2024; Brito &amp; Noble, 2020; Turesky et al., 2022; Shephard et al., 2019; Conejero et al., 2018; Stiver et al., 2015), spanning EEG, ERP, DTI, and structural MRI modalities. Eight of the nine studies in this window reported positive associations; the single exception (Wienke et al., 2024) is attributable to migration-related contextual factors as discussed in Section 4.3.3. Note: Zhu et al. (2023), whose longitudinal MRI assessments spanned birth through 8 years, is counted only in the Childhood window below and is not included in the k = 9 above.</w:t>
       </w:r>
     </w:p>
     <w:p>
@@ -8949,6 +8985,21 @@
           <w:sz w:val="24"/>
         </w:rPr>
         <w:t>Future research priorities identified by this review include: (1) neonatal and infant studies with prospective prenatal education assessment and direct biological pathway measurement (cortisol, language input); (2) studies in East Asian, South Asian, and sub-Saharan African samples with diverse educational systems; (3) multi-site, pre-registered longitudinal designs with sample sizes of ≥200 per wave (Knudsen et al., 2006); and (4) intervention studies—ideally randomized—examining whether parenting programmes targeting language enrichment or stress reduction in low-education families produce detectable changes in neural markers.</w:t>
+      </w:r>
+    </w:p>
+    <w:p>
+      <w:pPr>
+        <w:jc w:val="left"/>
+        <w:spacing w:before="0" w:after="120" w:line="480" w:lineRule="auto"/>
+      </w:pPr>
+      <w:r>
+        <w:rPr>
+          <w:rFonts w:ascii="Times New Roman" w:hAnsi="Times New Roman"/>
+          <w:b w:val="0"/>
+          <w:i w:val="0"/>
+          <w:sz w:val="24"/>
+        </w:rPr>
+        <w:t>Finally, this review was not pre-registered in PROSPERO. As a narrative synthesis without a prospective analysis protocol, formal registration was not completed prior to data collection; this is acknowledged as a limitation in line with PRISMA 2020 transparency standards.</w:t>
       </w:r>
     </w:p>
     <w:p>

--- a/projects/paper-02/06-write/老师指导后完善/paper02_draft_v4_1.docx
+++ b/projects/paper-02/06-write/老师指导后完善/paper02_draft_v4_1.docx
@@ -1365,7 +1365,7 @@
           <w:i w:val="0"/>
           <w:sz w:val="24"/>
         </w:rPr>
-        <w:t xml:space="preserve"> = 2), and functional near-infrared spectroscopy (fNIRS; </w:t>
+        <w:t xml:space="preserve"> = 2; one study additionally included frontal theta power analysis), and functional near-infrared spectroscopy (fNIRS; </w:t>
       </w:r>
       <w:r>
         <w:rPr>
@@ -7692,7 +7692,7 @@
           <w:i w:val="0"/>
           <w:sz w:val="24"/>
         </w:rPr>
-        <w:t xml:space="preserve"> (anterior cingulate cortex, medial prefrontal cortex, amygdala–PFC circuitry). Seven of 16 studies implicated language-network regions as primary substrates (Turesky et al., 2022; Ozernov-Palchik et al., 2019; Demir-Lira et al., 2021; Brito &amp; Noble, 2020; Shephard et al., 2019; Maguire &amp; Schneider, 2019; Wienke et al., 2024), while five studies implicated prefrontal executive and stress-regulation circuitry (Conejero et al., 2018; Wijeakumar et al., 2019; Ursache &amp; Noble, 2016; Maguire &amp; Schneider, 2019; Ramphal et al., 2020). The remaining four studies (Stiver et al., 2015; McKinnon et al., 2023; Zhu et al., 2023; Lange et al., 2010) reported effects on global or distributed morphometry rather than specific networks. This pattern is not random: language and executive function are precisely the behavioral domains most reliably associated with parental education in the behavioral literature (Hoff, 2013; Blair &amp; Raver, 2016). The neural system specificity thus supports the theoretical coherence of the observed associations, and suggests that future studies focusing on fronto-temporal language circuitry and prefrontal regulatory networks are most likely to detect reliable parental education effects.</w:t>
+        <w:t xml:space="preserve"> (anterior cingulate cortex, medial prefrontal cortex, amygdala–PFC circuitry). Seven of 16 studies implicated language-network regions as primary substrates (Turesky et al., 2022; Ozernov-Palchik et al., 2019; Demir-Lira et al., 2021; Brito &amp; Noble, 2020‡; Shephard et al., 2019; Maguire &amp; Schneider, 2019; Wienke et al., 2024), while five studies implicated prefrontal executive and stress-regulation circuitry (Conejero et al., 2018; Wijeakumar et al., 2019; Ursache &amp; Noble, 2016; Maguire &amp; Schneider, 2019; Ramphal et al., 2020). The remaining four studies (Stiver et al., 2015; McKinnon et al., 2023; Zhu et al., 2023; Lange et al., 2010) reported effects on global or distributed morphometry rather than specific networks. This pattern is not random: language and executive function are precisely the behavioral domains most reliably associated with parental education in the behavioral literature (Hoff, 2013; Blair &amp; Raver, 2016). The neural system specificity thus supports the theoretical coherence of the observed associations, and suggests that future studies focusing on fronto-temporal language circuitry and prefrontal regulatory networks are most likely to detect reliable parental education effects.</w:t>
       </w:r>
     </w:p>
     <w:p>
@@ -8117,7 +8117,7 @@
           <w:i w:val="0"/>
           <w:sz w:val="20"/>
         </w:rPr>
-        <w:t xml:space="preserve"> across categories therefore exceeds 16. †Lange et al. (2010) is categorised under global morphometry for tabulation purposes; its primary finding was an association between parental education and verbal IQ, with brain volume included as a covariate rather than a primary neural outcome (see §3.5.1).</w:t>
+        <w:t xml:space="preserve"> across categories therefore exceeds 16. †Lange et al. (2010) is categorised under global morphometry for tabulation purposes; its primary finding was an association between parental education and verbal IQ, with brain volume included as a covariate rather than a primary neural outcome (see §3.5.1). ‡Brito &amp; Noble (2020) is included in the language-network category because posterior alpha/beta power in infancy serves as a general index of thalamocortical maturation supporting early language processing (Marshall &amp; Meltzoff, 2014), though this categorisation is indirect; the association also did not survive FDR correction (see §4.3.4).</w:t>
       </w:r>
     </w:p>
     <w:p>
@@ -8751,7 +8751,7 @@
           <w:i w:val="0"/>
           <w:sz w:val="24"/>
         </w:rPr>
-        <w:t>The convergence of parental education associations across frontal and temporal neural systems—regardless of modality—supports a coherent account centered on prefrontal and perisylvian circuitry. In ERP studies, the most consistent finding was greater frontal activation (larger ERN amplitude at fronto-central electrodes) in children of more educated parents. In fNIRS, greater inferior frontal gyrus activation was found. In fMRI, effects clustered in medial prefrontal cortex (amygdala–PFC connectivity) and left inferior frontal gyrus (language network). In DTI, the arcuate fasciculus—projecting between inferior frontal and superior temporal cortex—was the most consistently implicated tract. In structural MRI, effects included frontal, parietal, and temporal surface area. Together, these findings converge on a fronto-temporal network encompassing language-processing regions (Broca's area, Wernicke's area, arcuate fasciculus) and executive/affective regulation regions (anterior cingulate, medial prefrontal cortex).</w:t>
+        <w:t>The convergence of parental education associations across frontal and temporal neural systems—regardless of modality—supports a coherent account centered on prefrontal and perisylvian circuitry. In ERP studies, findings were heterogeneous across the two included studies: Conejero et al. (2018) found larger ERN amplitude at fronto-central electrodes associated with higher parental education, consistent with more advanced error-monitoring development; Wienke et al. (2024), using an MMN paradigm targeting auditory discrimination, produced the review's only negative result. The ERP evidence therefore does not converge on a consistent pattern, and this modality is noted here for completeness rather than as evidence of cross-modal convergence. In fNIRS, greater inferior frontal gyrus activation was found. In fMRI, effects clustered in medial prefrontal cortex (amygdala–PFC connectivity) and left inferior frontal gyrus (language network). In DTI, the arcuate fasciculus—projecting between inferior frontal and superior temporal cortex—was the most consistently implicated tract. In structural MRI, effects included frontal, parietal, and temporal surface area. Together, these findings converge on a fronto-temporal network encompassing language-processing regions (Broca's area, Wernicke's area, arcuate fasciculus) and executive/affective regulation regions (anterior cingulate, medial prefrontal cortex).</w:t>
       </w:r>
     </w:p>
     <w:p>
@@ -9028,7 +9028,7 @@
           <w:i w:val="0"/>
           <w:sz w:val="24"/>
         </w:rPr>
-        <w:t>This systematic review provides the most comprehensive cross-modal synthesis to date of evidence linking parental education to neural development in early childhood. The evidence base—spanning EEG, ERP, fNIRS, fMRI, DTI, and structural MRI across the neonatal to school-age period—converges on a single conclusion: higher parental education is broadly associated with more advanced neural development, with associations detectable from birth and persisting through middle childhood. The neural systems most consistently implicated—prefrontal cortex, temporal language regions, and the arcuate fasciculus—are the substrates of language acquisition and executive function, the behavioral domains most strongly predicted by parental education in the behavioral literature.</w:t>
+        <w:t>This systematic review provides the most comprehensive cross-modal synthesis to date of evidence linking parental education to neural development in early childhood. The evidence base—spanning EEG, ERP, fNIRS, fMRI, DTI, and structural MRI across the neonatal to school-age period—converges on a single conclusion: higher parental education is broadly associated with more advanced neural development, with associations emerging as early as the neonatal period and persisting through middle childhood. The neural systems most consistently implicated—prefrontal cortex, temporal language regions, and the arcuate fasciculus—are the substrates of language acquisition and executive function, the behavioral domains most strongly predicted by parental education in the behavioral literature.</w:t>
       </w:r>
     </w:p>
     <w:p>
@@ -9192,7 +9192,7 @@
           <w:i w:val="0"/>
           <w:sz w:val="24"/>
         </w:rPr>
-        <w:t xml:space="preserve">Button, K. S., Ioannidis, J. P. A., Mokrysz, C., Nosek, B. A., Flint, J., Robinson, E. S. J., &amp; Munafò, M. R. (2013). Power failure: Why small sample size undermines the reliability of neuroscience. </w:t>
+        <w:t xml:space="preserve">Blair, C., &amp; Raver, C. C. (2016). Poverty, stress, and brain development: New directions for prevention and intervention. </w:t>
       </w:r>
       <w:r>
         <w:rPr>
@@ -9201,7 +9201,7 @@
           <w:i/>
           <w:sz w:val="24"/>
         </w:rPr>
-        <w:t>Nature Reviews Neuroscience</w:t>
+        <w:t>Academic Pediatrics</w:t>
       </w:r>
       <w:r>
         <w:rPr>
@@ -9219,16 +9219,16 @@
           <w:i/>
           <w:sz w:val="24"/>
         </w:rPr>
-        <w:t>14</w:t>
-      </w:r>
-      <w:r>
-        <w:rPr>
-          <w:rFonts w:ascii="Times New Roman" w:hAnsi="Times New Roman"/>
-          <w:b w:val="0"/>
-          <w:i w:val="0"/>
-          <w:sz w:val="24"/>
-        </w:rPr>
-        <w:t>(5), 365–376. https://doi.org/10.1038/nrn3475</w:t>
+        <w:t>16</w:t>
+      </w:r>
+      <w:r>
+        <w:rPr>
+          <w:rFonts w:ascii="Times New Roman" w:hAnsi="Times New Roman"/>
+          <w:b w:val="0"/>
+          <w:i w:val="0"/>
+          <w:sz w:val="24"/>
+        </w:rPr>
+        <w:t>(3 Suppl), S30–S36. https://doi.org/10.1016/j.acap.2016.01.010</w:t>
       </w:r>
     </w:p>
     <w:p>
@@ -9243,7 +9243,7 @@
           <w:i w:val="0"/>
           <w:sz w:val="24"/>
         </w:rPr>
-        <w:t xml:space="preserve">Catani, M., &amp; Mesulam, M. (2008). The arcuate fasciculus and the disconnection theme in language and aphasia: History and current state. </w:t>
+        <w:t xml:space="preserve">Bradley, R. H., &amp; Corwyn, R. F. (2002). Socioeconomic status and child development. </w:t>
       </w:r>
       <w:r>
         <w:rPr>
@@ -9252,7 +9252,7 @@
           <w:i/>
           <w:sz w:val="24"/>
         </w:rPr>
-        <w:t>Cortex</w:t>
+        <w:t>Annual Review of Psychology</w:t>
       </w:r>
       <w:r>
         <w:rPr>
@@ -9270,16 +9270,16 @@
           <w:i/>
           <w:sz w:val="24"/>
         </w:rPr>
-        <w:t>44</w:t>
-      </w:r>
-      <w:r>
-        <w:rPr>
-          <w:rFonts w:ascii="Times New Roman" w:hAnsi="Times New Roman"/>
-          <w:b w:val="0"/>
-          <w:i w:val="0"/>
-          <w:sz w:val="24"/>
-        </w:rPr>
-        <w:t>(8), 953–961. https://doi.org/10.1016/j.cortex.2008.04.002</w:t>
+        <w:t>53</w:t>
+      </w:r>
+      <w:r>
+        <w:rPr>
+          <w:rFonts w:ascii="Times New Roman" w:hAnsi="Times New Roman"/>
+          <w:b w:val="0"/>
+          <w:i w:val="0"/>
+          <w:sz w:val="24"/>
+        </w:rPr>
+        <w:t>, 371–399. https://doi.org/10.1146/annurev.psych.53.100901.135233</w:t>
       </w:r>
     </w:p>
     <w:p>
@@ -9294,7 +9294,7 @@
           <w:i w:val="0"/>
           <w:sz w:val="24"/>
         </w:rPr>
-        <w:t xml:space="preserve">Davis-Kean, P. E. (2005). The influence of parent education and family income on child achievement: The indirect role of parental expectations and the home environment. </w:t>
+        <w:t xml:space="preserve">Branigan, A. R., McCallum, K. J., &amp; Freese, J. (2013). Variation in the heritability of educational attainment: An international meta-analysis. </w:t>
       </w:r>
       <w:r>
         <w:rPr>
@@ -9303,7 +9303,7 @@
           <w:i/>
           <w:sz w:val="24"/>
         </w:rPr>
-        <w:t>Journal of Family Psychology</w:t>
+        <w:t>Social Forces</w:t>
       </w:r>
       <w:r>
         <w:rPr>
@@ -9321,16 +9321,16 @@
           <w:i/>
           <w:sz w:val="24"/>
         </w:rPr>
-        <w:t>19</w:t>
-      </w:r>
-      <w:r>
-        <w:rPr>
-          <w:rFonts w:ascii="Times New Roman" w:hAnsi="Times New Roman"/>
-          <w:b w:val="0"/>
-          <w:i w:val="0"/>
-          <w:sz w:val="24"/>
-        </w:rPr>
-        <w:t>(2), 294–304. https://doi.org/10.1037/0893-3200.19.2.294</w:t>
+        <w:t>92</w:t>
+      </w:r>
+      <w:r>
+        <w:rPr>
+          <w:rFonts w:ascii="Times New Roman" w:hAnsi="Times New Roman"/>
+          <w:b w:val="0"/>
+          <w:i w:val="0"/>
+          <w:sz w:val="24"/>
+        </w:rPr>
+        <w:t>(1), 109–140. https://doi.org/10.1093/sf/sot076</w:t>
       </w:r>
     </w:p>
     <w:p>
@@ -9345,7 +9345,7 @@
           <w:i w:val="0"/>
           <w:sz w:val="24"/>
         </w:rPr>
-        <w:t xml:space="preserve">Davies, P. L., Segalowitz, S. J., &amp; Gavin, W. J. (2004). Development of response-monitoring ERPs in 7- to 25-year-olds. </w:t>
+        <w:t xml:space="preserve">Brito, N. H., Troller-Renfree, S. V., Leon-Santos, A., Isler, J. R., Fifer, W. P., &amp; Noble, K. G. (2020). Associations among the home language environment and neural activity during infancy. </w:t>
       </w:r>
       <w:r>
         <w:rPr>
@@ -9354,7 +9354,7 @@
           <w:i/>
           <w:sz w:val="24"/>
         </w:rPr>
-        <w:t>Developmental Neuropsychology</w:t>
+        <w:t>Developmental Cognitive Neuroscience</w:t>
       </w:r>
       <w:r>
         <w:rPr>
@@ -9372,16 +9372,16 @@
           <w:i/>
           <w:sz w:val="24"/>
         </w:rPr>
-        <w:t>25</w:t>
-      </w:r>
-      <w:r>
-        <w:rPr>
-          <w:rFonts w:ascii="Times New Roman" w:hAnsi="Times New Roman"/>
-          <w:b w:val="0"/>
-          <w:i w:val="0"/>
-          <w:sz w:val="24"/>
-        </w:rPr>
-        <w:t>(3), 355–376. https://doi.org/10.1207/s15326942dn2503_6</w:t>
+        <w:t>43</w:t>
+      </w:r>
+      <w:r>
+        <w:rPr>
+          <w:rFonts w:ascii="Times New Roman" w:hAnsi="Times New Roman"/>
+          <w:b w:val="0"/>
+          <w:i w:val="0"/>
+          <w:sz w:val="24"/>
+        </w:rPr>
+        <w:t>, Article 100780. https://doi.org/10.1016/j.dcn.2020.100780</w:t>
       </w:r>
     </w:p>
     <w:p>
@@ -9396,7 +9396,7 @@
           <w:i w:val="0"/>
           <w:sz w:val="24"/>
         </w:rPr>
-        <w:t xml:space="preserve">Diamond, A. (2013). Executive functions. </w:t>
+        <w:t xml:space="preserve">Button, K. S., Ioannidis, J. P. A., Mokrysz, C., Nosek, B. A., Flint, J., Robinson, E. S. J., &amp; Munafò, M. R. (2013). Power failure: Why small sample size undermines the reliability of neuroscience. </w:t>
       </w:r>
       <w:r>
         <w:rPr>
@@ -9405,7 +9405,7 @@
           <w:i/>
           <w:sz w:val="24"/>
         </w:rPr>
-        <w:t>Annual Review of Psychology</w:t>
+        <w:t>Nature Reviews Neuroscience</w:t>
       </w:r>
       <w:r>
         <w:rPr>
@@ -9423,16 +9423,16 @@
           <w:i/>
           <w:sz w:val="24"/>
         </w:rPr>
-        <w:t>64</w:t>
-      </w:r>
-      <w:r>
-        <w:rPr>
-          <w:rFonts w:ascii="Times New Roman" w:hAnsi="Times New Roman"/>
-          <w:b w:val="0"/>
-          <w:i w:val="0"/>
-          <w:sz w:val="24"/>
-        </w:rPr>
-        <w:t>, 135–168. https://doi.org/10.1146/annurev-psych-113011-143750</w:t>
+        <w:t>14</w:t>
+      </w:r>
+      <w:r>
+        <w:rPr>
+          <w:rFonts w:ascii="Times New Roman" w:hAnsi="Times New Roman"/>
+          <w:b w:val="0"/>
+          <w:i w:val="0"/>
+          <w:sz w:val="24"/>
+        </w:rPr>
+        <w:t>(5), 365–376. https://doi.org/10.1038/nrn3475</w:t>
       </w:r>
     </w:p>
     <w:p>
@@ -9447,7 +9447,7 @@
           <w:i w:val="0"/>
           <w:sz w:val="24"/>
         </w:rPr>
-        <w:t xml:space="preserve">Bradley, R. H., &amp; Corwyn, R. F. (2002). Socioeconomic status and child development. </w:t>
+        <w:t xml:space="preserve">Campbell, M., McKenzie, J. E., Sowden, A., Katikireddi, S. V., Brennan, S. E., Ellis, S., Hartmann-Boyce, J., Ryan, R., Shepperd, S., Thomas, J., Welch, V., &amp; Thomson, H. (2020). Synthesis without meta-analysis (SWiM) in systematic reviews: Reporting guideline. </w:t>
       </w:r>
       <w:r>
         <w:rPr>
@@ -9456,7 +9456,7 @@
           <w:i/>
           <w:sz w:val="24"/>
         </w:rPr>
-        <w:t>Annual Review of Psychology</w:t>
+        <w:t>BMJ</w:t>
       </w:r>
       <w:r>
         <w:rPr>
@@ -9474,16 +9474,16 @@
           <w:i/>
           <w:sz w:val="24"/>
         </w:rPr>
-        <w:t>53</w:t>
-      </w:r>
-      <w:r>
-        <w:rPr>
-          <w:rFonts w:ascii="Times New Roman" w:hAnsi="Times New Roman"/>
-          <w:b w:val="0"/>
-          <w:i w:val="0"/>
-          <w:sz w:val="24"/>
-        </w:rPr>
-        <w:t>, 371–399. https://doi.org/10.1146/annurev.psych.53.100901.135233</w:t>
+        <w:t>368</w:t>
+      </w:r>
+      <w:r>
+        <w:rPr>
+          <w:rFonts w:ascii="Times New Roman" w:hAnsi="Times New Roman"/>
+          <w:b w:val="0"/>
+          <w:i w:val="0"/>
+          <w:sz w:val="24"/>
+        </w:rPr>
+        <w:t>, l6890. https://doi.org/10.1136/bmj.l6890</w:t>
       </w:r>
     </w:p>
     <w:p>
@@ -9498,7 +9498,7 @@
           <w:i w:val="0"/>
           <w:sz w:val="24"/>
         </w:rPr>
-        <w:t xml:space="preserve">Brito, N. H., Troller-Renfree, S. V., Leon-Santos, A., Isler, J. R., Fifer, W. P., &amp; Noble, K. G. (2020). Associations among the home language environment and neural activity during infancy. </w:t>
+        <w:t xml:space="preserve">Catani, M., &amp; Mesulam, M. (2008). The arcuate fasciculus and the disconnection theme in language and aphasia: History and current state. </w:t>
       </w:r>
       <w:r>
         <w:rPr>
@@ -9507,7 +9507,7 @@
           <w:i/>
           <w:sz w:val="24"/>
         </w:rPr>
-        <w:t>Developmental Cognitive Neuroscience</w:t>
+        <w:t>Cortex</w:t>
       </w:r>
       <w:r>
         <w:rPr>
@@ -9525,16 +9525,16 @@
           <w:i/>
           <w:sz w:val="24"/>
         </w:rPr>
-        <w:t>43</w:t>
-      </w:r>
-      <w:r>
-        <w:rPr>
-          <w:rFonts w:ascii="Times New Roman" w:hAnsi="Times New Roman"/>
-          <w:b w:val="0"/>
-          <w:i w:val="0"/>
-          <w:sz w:val="24"/>
-        </w:rPr>
-        <w:t>, Article 100780. https://doi.org/10.1016/j.dcn.2020.100780</w:t>
+        <w:t>44</w:t>
+      </w:r>
+      <w:r>
+        <w:rPr>
+          <w:rFonts w:ascii="Times New Roman" w:hAnsi="Times New Roman"/>
+          <w:b w:val="0"/>
+          <w:i w:val="0"/>
+          <w:sz w:val="24"/>
+        </w:rPr>
+        <w:t>(8), 953–961. https://doi.org/10.1016/j.cortex.2008.04.002</w:t>
       </w:r>
     </w:p>
     <w:p>
@@ -9549,7 +9549,7 @@
           <w:i w:val="0"/>
           <w:sz w:val="24"/>
         </w:rPr>
-        <w:t xml:space="preserve">Campbell, M., McKenzie, J. E., Sowden, A., Katikireddi, S. V., Brennan, S. E., Ellis, S., Hartmann-Boyce, J., Ryan, R., Shepperd, S., Thomas, J., Welch, V., &amp; Thomson, H. (2020). Synthesis without meta-analysis (SWiM) in systematic reviews: Reporting guideline. </w:t>
+        <w:t xml:space="preserve">Conejero, Á., Guerra, S., Abundis-Gutiérrez, A., &amp; Rueda, M. R. (2018). Frontal theta activation associated with error monitoring in toddlers: influence of parental education. </w:t>
       </w:r>
       <w:r>
         <w:rPr>
@@ -9558,7 +9558,7 @@
           <w:i/>
           <w:sz w:val="24"/>
         </w:rPr>
-        <w:t>BMJ</w:t>
+        <w:t>Developmental Science</w:t>
       </w:r>
       <w:r>
         <w:rPr>
@@ -9576,16 +9576,16 @@
           <w:i/>
           <w:sz w:val="24"/>
         </w:rPr>
-        <w:t>368</w:t>
-      </w:r>
-      <w:r>
-        <w:rPr>
-          <w:rFonts w:ascii="Times New Roman" w:hAnsi="Times New Roman"/>
-          <w:b w:val="0"/>
-          <w:i w:val="0"/>
-          <w:sz w:val="24"/>
-        </w:rPr>
-        <w:t>, l6890. https://doi.org/10.1136/bmj.l6890</w:t>
+        <w:t>21</w:t>
+      </w:r>
+      <w:r>
+        <w:rPr>
+          <w:rFonts w:ascii="Times New Roman" w:hAnsi="Times New Roman"/>
+          <w:b w:val="0"/>
+          <w:i w:val="0"/>
+          <w:sz w:val="24"/>
+        </w:rPr>
+        <w:t>(3), e12570. https://doi.org/10.1111/desc.12570</w:t>
       </w:r>
     </w:p>
     <w:p>
@@ -9600,7 +9600,7 @@
           <w:i w:val="0"/>
           <w:sz w:val="24"/>
         </w:rPr>
-        <w:t xml:space="preserve">Conejero, Á., Guerra, S., Abundis-Gutiérrez, A., &amp; Rueda, M. R. (2018). Frontal theta activation associated with error monitoring in toddlers: influence of parental education. </w:t>
+        <w:t xml:space="preserve">Davies, P. L., Segalowitz, S. J., &amp; Gavin, W. J. (2004). Development of response-monitoring ERPs in 7- to 25-year-olds. </w:t>
       </w:r>
       <w:r>
         <w:rPr>
@@ -9609,7 +9609,7 @@
           <w:i/>
           <w:sz w:val="24"/>
         </w:rPr>
-        <w:t>Developmental Science</w:t>
+        <w:t>Developmental Neuropsychology</w:t>
       </w:r>
       <w:r>
         <w:rPr>
@@ -9627,16 +9627,16 @@
           <w:i/>
           <w:sz w:val="24"/>
         </w:rPr>
-        <w:t>21</w:t>
-      </w:r>
-      <w:r>
-        <w:rPr>
-          <w:rFonts w:ascii="Times New Roman" w:hAnsi="Times New Roman"/>
-          <w:b w:val="0"/>
-          <w:i w:val="0"/>
-          <w:sz w:val="24"/>
-        </w:rPr>
-        <w:t>(3), e12570. https://doi.org/10.1111/desc.12570</w:t>
+        <w:t>25</w:t>
+      </w:r>
+      <w:r>
+        <w:rPr>
+          <w:rFonts w:ascii="Times New Roman" w:hAnsi="Times New Roman"/>
+          <w:b w:val="0"/>
+          <w:i w:val="0"/>
+          <w:sz w:val="24"/>
+        </w:rPr>
+        <w:t>(3), 355–376. https://doi.org/10.1207/s15326942dn2503_6</w:t>
       </w:r>
     </w:p>
     <w:p>
@@ -9651,7 +9651,7 @@
           <w:i w:val="0"/>
           <w:sz w:val="24"/>
         </w:rPr>
-        <w:t xml:space="preserve">Duncan, G. J., &amp; Magnuson, K. (2012). Socioeconomic status and cognitive functioning: Moving from correlation to causation. </w:t>
+        <w:t xml:space="preserve">Davis-Kean, P. E. (2005). The influence of parent education and family income on child achievement: The indirect role of parental expectations and the home environment. </w:t>
       </w:r>
       <w:r>
         <w:rPr>
@@ -9660,7 +9660,7 @@
           <w:i/>
           <w:sz w:val="24"/>
         </w:rPr>
-        <w:t>WIREs Cognitive Science</w:t>
+        <w:t>Journal of Family Psychology</w:t>
       </w:r>
       <w:r>
         <w:rPr>
@@ -9678,16 +9678,16 @@
           <w:i/>
           <w:sz w:val="24"/>
         </w:rPr>
-        <w:t>3</w:t>
-      </w:r>
-      <w:r>
-        <w:rPr>
-          <w:rFonts w:ascii="Times New Roman" w:hAnsi="Times New Roman"/>
-          <w:b w:val="0"/>
-          <w:i w:val="0"/>
-          <w:sz w:val="24"/>
-        </w:rPr>
-        <w:t>(4), 377–386. https://doi.org/10.1002/wcs.1185</w:t>
+        <w:t>19</w:t>
+      </w:r>
+      <w:r>
+        <w:rPr>
+          <w:rFonts w:ascii="Times New Roman" w:hAnsi="Times New Roman"/>
+          <w:b w:val="0"/>
+          <w:i w:val="0"/>
+          <w:sz w:val="24"/>
+        </w:rPr>
+        <w:t>(2), 294–304. https://doi.org/10.1037/0893-3200.19.2.294</w:t>
       </w:r>
     </w:p>
     <w:p>
@@ -9702,7 +9702,7 @@
           <w:i w:val="0"/>
           <w:sz w:val="24"/>
         </w:rPr>
-        <w:t xml:space="preserve">Branigan, A. R., McCallum, K. J., &amp; Freese, J. (2013). Variation in the heritability of educational attainment: An international meta-analysis. </w:t>
+        <w:t xml:space="preserve">Demir-Lira, Ö. E., Prado, J., &amp; Booth, J. R. (2021). Neurocognitive basis of deductive reasoning in children varies with parental education. </w:t>
       </w:r>
       <w:r>
         <w:rPr>
@@ -9711,7 +9711,7 @@
           <w:i/>
           <w:sz w:val="24"/>
         </w:rPr>
-        <w:t>Social Forces</w:t>
+        <w:t>Human Brain Mapping</w:t>
       </w:r>
       <w:r>
         <w:rPr>
@@ -9729,16 +9729,16 @@
           <w:i/>
           <w:sz w:val="24"/>
         </w:rPr>
-        <w:t>92</w:t>
-      </w:r>
-      <w:r>
-        <w:rPr>
-          <w:rFonts w:ascii="Times New Roman" w:hAnsi="Times New Roman"/>
-          <w:b w:val="0"/>
-          <w:i w:val="0"/>
-          <w:sz w:val="24"/>
-        </w:rPr>
-        <w:t>(1), 109–140. https://doi.org/10.1093/sf/sot076</w:t>
+        <w:t>42</w:t>
+      </w:r>
+      <w:r>
+        <w:rPr>
+          <w:rFonts w:ascii="Times New Roman" w:hAnsi="Times New Roman"/>
+          <w:b w:val="0"/>
+          <w:i w:val="0"/>
+          <w:sz w:val="24"/>
+        </w:rPr>
+        <w:t>(11), 3396–3410. https://doi.org/10.1002/hbm.25441</w:t>
       </w:r>
     </w:p>
     <w:p>
@@ -9753,7 +9753,7 @@
           <w:i w:val="0"/>
           <w:sz w:val="24"/>
         </w:rPr>
-        <w:t xml:space="preserve">Gee, D. G., Gabard-Durnam, L. J., Flannery, J., Goff, B., Humphreys, K. L., Telzer, E. H., Hare, T. A., Bookheimer, S. Y., &amp; Tottenham, N. (2013). Early developmental emergence of human amygdala–prefrontal connectivity after maternal deprivation. </w:t>
+        <w:t xml:space="preserve">Diamond, A. (2013). Executive functions. </w:t>
       </w:r>
       <w:r>
         <w:rPr>
@@ -9762,7 +9762,7 @@
           <w:i/>
           <w:sz w:val="24"/>
         </w:rPr>
-        <w:t>Proceedings of the National Academy of Sciences</w:t>
+        <w:t>Annual Review of Psychology</w:t>
       </w:r>
       <w:r>
         <w:rPr>
@@ -9780,16 +9780,16 @@
           <w:i/>
           <w:sz w:val="24"/>
         </w:rPr>
-        <w:t>110</w:t>
-      </w:r>
-      <w:r>
-        <w:rPr>
-          <w:rFonts w:ascii="Times New Roman" w:hAnsi="Times New Roman"/>
-          <w:b w:val="0"/>
-          <w:i w:val="0"/>
-          <w:sz w:val="24"/>
-        </w:rPr>
-        <w:t>(39), 15638–15643. https://doi.org/10.1073/pnas.1307893110</w:t>
+        <w:t>64</w:t>
+      </w:r>
+      <w:r>
+        <w:rPr>
+          <w:rFonts w:ascii="Times New Roman" w:hAnsi="Times New Roman"/>
+          <w:b w:val="0"/>
+          <w:i w:val="0"/>
+          <w:sz w:val="24"/>
+        </w:rPr>
+        <w:t>, 135–168. https://doi.org/10.1146/annurev-psych-113011-143750</w:t>
       </w:r>
     </w:p>
     <w:p>
@@ -9804,7 +9804,7 @@
           <w:i w:val="0"/>
           <w:sz w:val="24"/>
         </w:rPr>
-        <w:t xml:space="preserve">Hackman, D. A., &amp; Farah, M. J. (2009). Socioeconomic status and the developing brain. </w:t>
+        <w:t xml:space="preserve">Duncan, G. J., &amp; Magnuson, K. (2012). Socioeconomic status and cognitive functioning: Moving from correlation to causation. </w:t>
       </w:r>
       <w:r>
         <w:rPr>
@@ -9813,7 +9813,7 @@
           <w:i/>
           <w:sz w:val="24"/>
         </w:rPr>
-        <w:t>Trends in Cognitive Sciences</w:t>
+        <w:t>WIREs Cognitive Science</w:t>
       </w:r>
       <w:r>
         <w:rPr>
@@ -9831,16 +9831,16 @@
           <w:i/>
           <w:sz w:val="24"/>
         </w:rPr>
-        <w:t>13</w:t>
-      </w:r>
-      <w:r>
-        <w:rPr>
-          <w:rFonts w:ascii="Times New Roman" w:hAnsi="Times New Roman"/>
-          <w:b w:val="0"/>
-          <w:i w:val="0"/>
-          <w:sz w:val="24"/>
-        </w:rPr>
-        <w:t>(2), 65–73. https://doi.org/10.1016/j.tics.2008.11.003</w:t>
+        <w:t>3</w:t>
+      </w:r>
+      <w:r>
+        <w:rPr>
+          <w:rFonts w:ascii="Times New Roman" w:hAnsi="Times New Roman"/>
+          <w:b w:val="0"/>
+          <w:i w:val="0"/>
+          <w:sz w:val="24"/>
+        </w:rPr>
+        <w:t>(4), 377–386. https://doi.org/10.1002/wcs.1185</w:t>
       </w:r>
     </w:p>
     <w:p>
@@ -9855,7 +9855,7 @@
           <w:i w:val="0"/>
           <w:sz w:val="24"/>
         </w:rPr>
-        <w:t xml:space="preserve">Hackman, D. A., Farah, M. J., &amp; Meaney, M. J. (2010). Socioeconomic status and the brain: Mechanistic insights from human and animal research. </w:t>
+        <w:t xml:space="preserve">Friederici, A. D. (2012). Language development and the ontogeny of the dorsal pathway. </w:t>
       </w:r>
       <w:r>
         <w:rPr>
@@ -9864,7 +9864,7 @@
           <w:i/>
           <w:sz w:val="24"/>
         </w:rPr>
-        <w:t>Nature Reviews Neuroscience</w:t>
+        <w:t>Frontiers in Evolutionary Neuroscience</w:t>
       </w:r>
       <w:r>
         <w:rPr>
@@ -9882,16 +9882,16 @@
           <w:i/>
           <w:sz w:val="24"/>
         </w:rPr>
-        <w:t>11</w:t>
-      </w:r>
-      <w:r>
-        <w:rPr>
-          <w:rFonts w:ascii="Times New Roman" w:hAnsi="Times New Roman"/>
-          <w:b w:val="0"/>
-          <w:i w:val="0"/>
-          <w:sz w:val="24"/>
-        </w:rPr>
-        <w:t>(9), 651–659. https://doi.org/10.1038/nrn2844</w:t>
+        <w:t>4</w:t>
+      </w:r>
+      <w:r>
+        <w:rPr>
+          <w:rFonts w:ascii="Times New Roman" w:hAnsi="Times New Roman"/>
+          <w:b w:val="0"/>
+          <w:i w:val="0"/>
+          <w:sz w:val="24"/>
+        </w:rPr>
+        <w:t>, Article 3. https://doi.org/10.3389/fnevo.2012.00003</w:t>
       </w:r>
     </w:p>
     <w:p>
@@ -9906,7 +9906,7 @@
           <w:i w:val="0"/>
           <w:sz w:val="24"/>
         </w:rPr>
-        <w:t xml:space="preserve">Hoff, E. (2013). Interpreting the early language trajectories of children from low-SES and language minority homes: Implications for closing achievement gaps. </w:t>
+        <w:t xml:space="preserve">Friederici, A. D. (2016). The ontogeny of the cortical language network. </w:t>
       </w:r>
       <w:r>
         <w:rPr>
@@ -9915,7 +9915,7 @@
           <w:i/>
           <w:sz w:val="24"/>
         </w:rPr>
-        <w:t>Developmental Psychology</w:t>
+        <w:t>Nature Reviews Neuroscience</w:t>
       </w:r>
       <w:r>
         <w:rPr>
@@ -9933,16 +9933,16 @@
           <w:i/>
           <w:sz w:val="24"/>
         </w:rPr>
-        <w:t>49</w:t>
-      </w:r>
-      <w:r>
-        <w:rPr>
-          <w:rFonts w:ascii="Times New Roman" w:hAnsi="Times New Roman"/>
-          <w:b w:val="0"/>
-          <w:i w:val="0"/>
-          <w:sz w:val="24"/>
-        </w:rPr>
-        <w:t>(1), 4–14. https://doi.org/10.1037/a0030612</w:t>
+        <w:t>17</w:t>
+      </w:r>
+      <w:r>
+        <w:rPr>
+          <w:rFonts w:ascii="Times New Roman" w:hAnsi="Times New Roman"/>
+          <w:b w:val="0"/>
+          <w:i w:val="0"/>
+          <w:sz w:val="24"/>
+        </w:rPr>
+        <w:t>(5), 323–332. https://doi.org/10.1038/nrn.2016.23</w:t>
       </w:r>
     </w:p>
     <w:p>
@@ -9957,7 +9957,7 @@
           <w:i w:val="0"/>
           <w:sz w:val="24"/>
         </w:rPr>
-        <w:t xml:space="preserve">Knickmeyer, R. C., Gouttard, S., Kang, C., Evans, D., Wilber, K., Smith, J. K., Hamer, R. M., Lin, W., Gerig, G., &amp; Gilmore, J. H. (2008). A structural MRI study of human brain development from birth to 2 years. </w:t>
+        <w:t xml:space="preserve">Gee, D. G., Gabard-Durnam, L. J., Flannery, J., Goff, B., Humphreys, K. L., Telzer, E. H., Hare, T. A., Bookheimer, S. Y., &amp; Tottenham, N. (2013). Early developmental emergence of human amygdala–prefrontal connectivity after maternal deprivation. </w:t>
       </w:r>
       <w:r>
         <w:rPr>
@@ -9966,7 +9966,7 @@
           <w:i/>
           <w:sz w:val="24"/>
         </w:rPr>
-        <w:t>Journal of Neuroscience</w:t>
+        <w:t>Proceedings of the National Academy of Sciences</w:t>
       </w:r>
       <w:r>
         <w:rPr>
@@ -9984,16 +9984,16 @@
           <w:i/>
           <w:sz w:val="24"/>
         </w:rPr>
-        <w:t>28</w:t>
-      </w:r>
-      <w:r>
-        <w:rPr>
-          <w:rFonts w:ascii="Times New Roman" w:hAnsi="Times New Roman"/>
-          <w:b w:val="0"/>
-          <w:i w:val="0"/>
-          <w:sz w:val="24"/>
-        </w:rPr>
-        <w:t>(47), 12176–12182. https://doi.org/10.1523/JNEUROSCI.3479-08.2008</w:t>
+        <w:t>110</w:t>
+      </w:r>
+      <w:r>
+        <w:rPr>
+          <w:rFonts w:ascii="Times New Roman" w:hAnsi="Times New Roman"/>
+          <w:b w:val="0"/>
+          <w:i w:val="0"/>
+          <w:sz w:val="24"/>
+        </w:rPr>
+        <w:t>(39), 15638–15643. https://doi.org/10.1073/pnas.1307893110</w:t>
       </w:r>
     </w:p>
     <w:p>
@@ -10008,7 +10008,7 @@
           <w:i w:val="0"/>
           <w:sz w:val="24"/>
         </w:rPr>
-        <w:t xml:space="preserve">Lange, N., Froimowitz, M. P., Bigler, E. D., &amp; Lainhart, J. E. (2010). Associations between IQ, total and regional brain volumes, and demography in a large normative sample of healthy children and adolescents. </w:t>
+        <w:t xml:space="preserve">Gilkerson, J., Richards, J. A., Warren, S. F., Montgomery, J. K., Greenwood, C. R., Kimbrough Oller, D., Hansen, J. H. L., &amp; Paul, T. D. (2017). Mapping the early language environment using all-day recordings and automated analysis. </w:t>
       </w:r>
       <w:r>
         <w:rPr>
@@ -10017,7 +10017,7 @@
           <w:i/>
           <w:sz w:val="24"/>
         </w:rPr>
-        <w:t>Developmental Neuropsychology</w:t>
+        <w:t>American Journal of Speech-Language Pathology</w:t>
       </w:r>
       <w:r>
         <w:rPr>
@@ -10035,16 +10035,16 @@
           <w:i/>
           <w:sz w:val="24"/>
         </w:rPr>
-        <w:t>35</w:t>
-      </w:r>
-      <w:r>
-        <w:rPr>
-          <w:rFonts w:ascii="Times New Roman" w:hAnsi="Times New Roman"/>
-          <w:b w:val="0"/>
-          <w:i w:val="0"/>
-          <w:sz w:val="24"/>
-        </w:rPr>
-        <w:t>(3), 296–317. https://doi.org/10.1080/87565641003696833</w:t>
+        <w:t>26</w:t>
+      </w:r>
+      <w:r>
+        <w:rPr>
+          <w:rFonts w:ascii="Times New Roman" w:hAnsi="Times New Roman"/>
+          <w:b w:val="0"/>
+          <w:i w:val="0"/>
+          <w:sz w:val="24"/>
+        </w:rPr>
+        <w:t>(2), 248–265. https://doi.org/10.1044/2016_AJSLP-15-0169</w:t>
       </w:r>
     </w:p>
     <w:p>
@@ -10059,7 +10059,7 @@
           <w:i w:val="0"/>
           <w:sz w:val="24"/>
         </w:rPr>
-        <w:t xml:space="preserve">Maguire, M. J., &amp; Schneider, J. M. (2019). Socioeconomic status related differences in resting state EEG activity correspond to differences in vocabulary and working memory in grade school. </w:t>
+        <w:t xml:space="preserve">Hackman, D. A., &amp; Farah, M. J. (2009). Socioeconomic status and the developing brain. </w:t>
       </w:r>
       <w:r>
         <w:rPr>
@@ -10068,7 +10068,7 @@
           <w:i/>
           <w:sz w:val="24"/>
         </w:rPr>
-        <w:t>Brain and Cognition</w:t>
+        <w:t>Trends in Cognitive Sciences</w:t>
       </w:r>
       <w:r>
         <w:rPr>
@@ -10086,16 +10086,16 @@
           <w:i/>
           <w:sz w:val="24"/>
         </w:rPr>
-        <w:t>137</w:t>
-      </w:r>
-      <w:r>
-        <w:rPr>
-          <w:rFonts w:ascii="Times New Roman" w:hAnsi="Times New Roman"/>
-          <w:b w:val="0"/>
-          <w:i w:val="0"/>
-          <w:sz w:val="24"/>
-        </w:rPr>
-        <w:t>, Article 103619. https://doi.org/10.1016/j.bandc.2019.103619</w:t>
+        <w:t>13</w:t>
+      </w:r>
+      <w:r>
+        <w:rPr>
+          <w:rFonts w:ascii="Times New Roman" w:hAnsi="Times New Roman"/>
+          <w:b w:val="0"/>
+          <w:i w:val="0"/>
+          <w:sz w:val="24"/>
+        </w:rPr>
+        <w:t>(2), 65–73. https://doi.org/10.1016/j.tics.2008.11.003</w:t>
       </w:r>
     </w:p>
     <w:p>
@@ -10110,7 +10110,7 @@
           <w:i w:val="0"/>
           <w:sz w:val="24"/>
         </w:rPr>
-        <w:t xml:space="preserve">McEwen, B. S., &amp; Gianaros, P. J. (2010). Central role of the brain in stress and adaptation: Links to socioeconomic status, health, and disease. </w:t>
+        <w:t xml:space="preserve">Hackman, D. A., Farah, M. J., &amp; Meaney, M. J. (2010). Socioeconomic status and the brain: Mechanistic insights from human and animal research. </w:t>
       </w:r>
       <w:r>
         <w:rPr>
@@ -10119,7 +10119,7 @@
           <w:i/>
           <w:sz w:val="24"/>
         </w:rPr>
-        <w:t>Annals of the New York Academy of Sciences</w:t>
+        <w:t>Nature Reviews Neuroscience</w:t>
       </w:r>
       <w:r>
         <w:rPr>
@@ -10137,16 +10137,16 @@
           <w:i/>
           <w:sz w:val="24"/>
         </w:rPr>
-        <w:t>1186</w:t>
-      </w:r>
-      <w:r>
-        <w:rPr>
-          <w:rFonts w:ascii="Times New Roman" w:hAnsi="Times New Roman"/>
-          <w:b w:val="0"/>
-          <w:i w:val="0"/>
-          <w:sz w:val="24"/>
-        </w:rPr>
-        <w:t>, 190–222. https://doi.org/10.1111/j.1749-6632.2009.05437.x</w:t>
+        <w:t>11</w:t>
+      </w:r>
+      <w:r>
+        <w:rPr>
+          <w:rFonts w:ascii="Times New Roman" w:hAnsi="Times New Roman"/>
+          <w:b w:val="0"/>
+          <w:i w:val="0"/>
+          <w:sz w:val="24"/>
+        </w:rPr>
+        <w:t>(9), 651–659. https://doi.org/10.1038/nrn2844</w:t>
       </w:r>
     </w:p>
     <w:p>
@@ -10161,7 +10161,7 @@
           <w:i w:val="0"/>
           <w:sz w:val="24"/>
         </w:rPr>
-        <w:t xml:space="preserve">McKinnon, K., Galdi, P., Blesa-Cábez, M., Sullivan, G., Vaher, K., Corrigan, A., Hall, J., Jiménez-Sánchez, L., Thrippleton, M., Bastin, M. E., Quigley, A. J., Valavani, E., Tsanas, A., Richardson, H., &amp; Boardman, J. P. (2023). Association of preterm birth and socioeconomic status with neonatal brain structure. </w:t>
+        <w:t xml:space="preserve">Hair, N. L., Hanson, J. L., Wolfe, B. L., &amp; Pollak, S. D. (2015). Association of child poverty, brain development, and academic achievement. </w:t>
       </w:r>
       <w:r>
         <w:rPr>
@@ -10188,16 +10188,16 @@
           <w:i/>
           <w:sz w:val="24"/>
         </w:rPr>
-        <w:t>177</w:t>
-      </w:r>
-      <w:r>
-        <w:rPr>
-          <w:rFonts w:ascii="Times New Roman" w:hAnsi="Times New Roman"/>
-          <w:b w:val="0"/>
-          <w:i w:val="0"/>
-          <w:sz w:val="24"/>
-        </w:rPr>
-        <w:t>(4), 380–389. https://doi.org/10.1001/jamapediatrics.2022.5847</w:t>
+        <w:t>169</w:t>
+      </w:r>
+      <w:r>
+        <w:rPr>
+          <w:rFonts w:ascii="Times New Roman" w:hAnsi="Times New Roman"/>
+          <w:b w:val="0"/>
+          <w:i w:val="0"/>
+          <w:sz w:val="24"/>
+        </w:rPr>
+        <w:t>(9), 822–829. https://doi.org/10.1001/jamapediatrics.2015.1475</w:t>
       </w:r>
     </w:p>
     <w:p>
@@ -10212,7 +10212,7 @@
           <w:i w:val="0"/>
           <w:sz w:val="24"/>
         </w:rPr>
-        <w:t xml:space="preserve">Noble, K. G., Houston, S. M., Brito, N. H., Bartsch, H., Kan, E., Kuperman, J. M., Akshoomoff, N., Amaral, D. G., Bloss, C. S., Libiger, O., Schork, N. J., Murray, S. S., Casey, B. J., Chang, L., Ernst, T. M., Frazier, J. A., Gruen, J. R., Kennedy, D. N., Van Zijl, P., … Sowell, E. R. (2015). Family income, parental education and brain structure in children and adolescents. </w:t>
+        <w:t xml:space="preserve">Hart, B., &amp; Risley, T. R. (1995). </w:t>
       </w:r>
       <w:r>
         <w:rPr>
@@ -10221,34 +10221,16 @@
           <w:i/>
           <w:sz w:val="24"/>
         </w:rPr>
-        <w:t>Nature Neuroscience</w:t>
-      </w:r>
-      <w:r>
-        <w:rPr>
-          <w:rFonts w:ascii="Times New Roman" w:hAnsi="Times New Roman"/>
-          <w:b w:val="0"/>
-          <w:i w:val="0"/>
-          <w:sz w:val="24"/>
-        </w:rPr>
-        <w:t xml:space="preserve">, </w:t>
-      </w:r>
-      <w:r>
-        <w:rPr>
-          <w:rFonts w:ascii="Times New Roman" w:hAnsi="Times New Roman"/>
-          <w:b w:val="0"/>
-          <w:i/>
-          <w:sz w:val="24"/>
-        </w:rPr>
-        <w:t>18</w:t>
-      </w:r>
-      <w:r>
-        <w:rPr>
-          <w:rFonts w:ascii="Times New Roman" w:hAnsi="Times New Roman"/>
-          <w:b w:val="0"/>
-          <w:i w:val="0"/>
-          <w:sz w:val="24"/>
-        </w:rPr>
-        <w:t>(5), 773–778. https://doi.org/10.1038/nn.3983</w:t>
+        <w:t>Meaningful differences in the everyday experience of young American children</w:t>
+      </w:r>
+      <w:r>
+        <w:rPr>
+          <w:rFonts w:ascii="Times New Roman" w:hAnsi="Times New Roman"/>
+          <w:b w:val="0"/>
+          <w:i w:val="0"/>
+          <w:sz w:val="24"/>
+        </w:rPr>
+        <w:t>. Paul H. Brookes.</w:t>
       </w:r>
     </w:p>
     <w:p>
@@ -10263,7 +10245,7 @@
           <w:i w:val="0"/>
           <w:sz w:val="24"/>
         </w:rPr>
-        <w:t xml:space="preserve">Page, M. J., McKenzie, J. E., Bossuyt, P. M., Boutron, I., Hoffmann, T. C., Mulrow, C. D., Shamseer, L., Tetzlaff, J. M., Akl, E. A., Brennan, S. E., Chou, R., Gluud, C., Mayo-Wilson, E., McDonald, S., McGuinness, L. A., Stewart, L. A., Thomas, J., Tricco, A. C., Welch, V. A., … Moher, D. (2021). The PRISMA 2020 statement: An updated guideline for reporting systematic reviews. </w:t>
+        <w:t xml:space="preserve">Hoff, E. (2003). The specificity of environmental influence: Socioeconomic status affects early vocabulary development via maternal speech. </w:t>
       </w:r>
       <w:r>
         <w:rPr>
@@ -10272,7 +10254,7 @@
           <w:i/>
           <w:sz w:val="24"/>
         </w:rPr>
-        <w:t>BMJ</w:t>
+        <w:t>Child Development</w:t>
       </w:r>
       <w:r>
         <w:rPr>
@@ -10290,16 +10272,16 @@
           <w:i/>
           <w:sz w:val="24"/>
         </w:rPr>
-        <w:t>372</w:t>
-      </w:r>
-      <w:r>
-        <w:rPr>
-          <w:rFonts w:ascii="Times New Roman" w:hAnsi="Times New Roman"/>
-          <w:b w:val="0"/>
-          <w:i w:val="0"/>
-          <w:sz w:val="24"/>
-        </w:rPr>
-        <w:t>, n71. https://doi.org/10.1136/bmj.n71</w:t>
+        <w:t>74</w:t>
+      </w:r>
+      <w:r>
+        <w:rPr>
+          <w:rFonts w:ascii="Times New Roman" w:hAnsi="Times New Roman"/>
+          <w:b w:val="0"/>
+          <w:i w:val="0"/>
+          <w:sz w:val="24"/>
+        </w:rPr>
+        <w:t>(5), 1368–1378. https://doi.org/10.1111/1467-8624.00612</w:t>
       </w:r>
     </w:p>
     <w:p>
@@ -10314,7 +10296,7 @@
           <w:i w:val="0"/>
           <w:sz w:val="24"/>
         </w:rPr>
-        <w:t xml:space="preserve">Shephard, E., Fatori, D., Mauro, L. R., de Medeiros Filho, M. V., Hoexter, M. Q., Chiesa, A. M., Fracolli, L. A., Brentani, H., Ferraro, A. A., Nelson, C. A., Miguel, E. C., &amp; Polanczyk, G. V. (2019). Effects of maternal psychopathology and education level on neurocognitive development in infants of adolescent mothers living in poverty. </w:t>
+        <w:t xml:space="preserve">Hoff, E. (2013). Interpreting the early language trajectories of children from low-SES and language minority homes: Implications for closing achievement gaps. </w:t>
       </w:r>
       <w:r>
         <w:rPr>
@@ -10323,7 +10305,7 @@
           <w:i/>
           <w:sz w:val="24"/>
         </w:rPr>
-        <w:t>Biological Psychiatry: Cognitive Neuroscience and Neuroimaging</w:t>
+        <w:t>Developmental Psychology</w:t>
       </w:r>
       <w:r>
         <w:rPr>
@@ -10341,16 +10323,16 @@
           <w:i/>
           <w:sz w:val="24"/>
         </w:rPr>
-        <w:t>4</w:t>
-      </w:r>
-      <w:r>
-        <w:rPr>
-          <w:rFonts w:ascii="Times New Roman" w:hAnsi="Times New Roman"/>
-          <w:b w:val="0"/>
-          <w:i w:val="0"/>
-          <w:sz w:val="24"/>
-        </w:rPr>
-        <w:t>(11), 1136–1145. https://doi.org/10.1016/j.bpsc.2019.05.009</w:t>
+        <w:t>49</w:t>
+      </w:r>
+      <w:r>
+        <w:rPr>
+          <w:rFonts w:ascii="Times New Roman" w:hAnsi="Times New Roman"/>
+          <w:b w:val="0"/>
+          <w:i w:val="0"/>
+          <w:sz w:val="24"/>
+        </w:rPr>
+        <w:t>(1), 4–14. https://doi.org/10.1037/a0030612</w:t>
       </w:r>
     </w:p>
     <w:p>
@@ -10365,7 +10347,7 @@
           <w:i w:val="0"/>
           <w:sz w:val="24"/>
         </w:rPr>
-        <w:t xml:space="preserve">Stiles, J., &amp; Jernigan, T. L. (2010). The basics of brain development. </w:t>
+        <w:t xml:space="preserve">Huttenlocher, P. R., &amp; Dabholkar, A. S. (1997). Regional differences in synaptogenesis in human cerebral cortex. </w:t>
       </w:r>
       <w:r>
         <w:rPr>
@@ -10374,7 +10356,7 @@
           <w:i/>
           <w:sz w:val="24"/>
         </w:rPr>
-        <w:t>Neuropsychology Review</w:t>
+        <w:t>Journal of Comparative Neurology</w:t>
       </w:r>
       <w:r>
         <w:rPr>
@@ -10392,16 +10374,16 @@
           <w:i/>
           <w:sz w:val="24"/>
         </w:rPr>
-        <w:t>20</w:t>
-      </w:r>
-      <w:r>
-        <w:rPr>
-          <w:rFonts w:ascii="Times New Roman" w:hAnsi="Times New Roman"/>
-          <w:b w:val="0"/>
-          <w:i w:val="0"/>
-          <w:sz w:val="24"/>
-        </w:rPr>
-        <w:t>(4), 327–348. https://doi.org/10.1007/s11065-010-9148-4</w:t>
+        <w:t>387</w:t>
+      </w:r>
+      <w:r>
+        <w:rPr>
+          <w:rFonts w:ascii="Times New Roman" w:hAnsi="Times New Roman"/>
+          <w:b w:val="0"/>
+          <w:i w:val="0"/>
+          <w:sz w:val="24"/>
+        </w:rPr>
+        <w:t>(2), 167–178. https://doi.org/10.1002/(SICI)1096-9861(19971020)387:2&lt;167::AID-CNE1&gt;3.0.CO;2-Z</w:t>
       </w:r>
     </w:p>
     <w:p>
@@ -10416,7 +10398,7 @@
           <w:i w:val="0"/>
           <w:sz w:val="24"/>
         </w:rPr>
-        <w:t xml:space="preserve">Tomalski, P., &amp; Johnson, M. H. (2010). The effects of early adversity on the adult and developing brain. </w:t>
+        <w:t xml:space="preserve">Knickmeyer, R. C., Gouttard, S., Kang, C., Evans, D., Wilber, K., Smith, J. K., Hamer, R. M., Lin, W., Gerig, G., &amp; Gilmore, J. H. (2008). A structural MRI study of human brain development from birth to 2 years. </w:t>
       </w:r>
       <w:r>
         <w:rPr>
@@ -10425,7 +10407,7 @@
           <w:i/>
           <w:sz w:val="24"/>
         </w:rPr>
-        <w:t>Current Opinion in Psychiatry</w:t>
+        <w:t>Journal of Neuroscience</w:t>
       </w:r>
       <w:r>
         <w:rPr>
@@ -10443,16 +10425,16 @@
           <w:i/>
           <w:sz w:val="24"/>
         </w:rPr>
-        <w:t>23</w:t>
-      </w:r>
-      <w:r>
-        <w:rPr>
-          <w:rFonts w:ascii="Times New Roman" w:hAnsi="Times New Roman"/>
-          <w:b w:val="0"/>
-          <w:i w:val="0"/>
-          <w:sz w:val="24"/>
-        </w:rPr>
-        <w:t>(3), 233–238. https://doi.org/10.1097/YCO.0b013e3283387d9f</w:t>
+        <w:t>28</w:t>
+      </w:r>
+      <w:r>
+        <w:rPr>
+          <w:rFonts w:ascii="Times New Roman" w:hAnsi="Times New Roman"/>
+          <w:b w:val="0"/>
+          <w:i w:val="0"/>
+          <w:sz w:val="24"/>
+        </w:rPr>
+        <w:t>(47), 12176–12182. https://doi.org/10.1523/JNEUROSCI.3479-08.2008</w:t>
       </w:r>
     </w:p>
     <w:p>
@@ -10467,7 +10449,7 @@
           <w:i w:val="0"/>
           <w:sz w:val="24"/>
         </w:rPr>
-        <w:t xml:space="preserve">Wells, G. A., Shea, B., O'Connell, D., Peterson, J., Welch, V., Losos, M., &amp; Tugwell, P. (2000). </w:t>
+        <w:t xml:space="preserve">Knudsen, E. I., Heckman, J. J., Cameron, J. L., &amp; Shonkoff, J. P. (2006). Economic, neurobiological, and behavioral perspectives on building America's future workforce. </w:t>
       </w:r>
       <w:r>
         <w:rPr>
@@ -10476,16 +10458,34 @@
           <w:i/>
           <w:sz w:val="24"/>
         </w:rPr>
-        <w:t>The Newcastle–Ottawa Scale (NOS) for assessing the quality of nonrandomised studies in meta-analyses</w:t>
-      </w:r>
-      <w:r>
-        <w:rPr>
-          <w:rFonts w:ascii="Times New Roman" w:hAnsi="Times New Roman"/>
-          <w:b w:val="0"/>
-          <w:i w:val="0"/>
-          <w:sz w:val="24"/>
-        </w:rPr>
-        <w:t>. Ottawa Hospital Research Institute. http://www.ohri.ca/programs/clinical_epidemiology/oxford.asp</w:t>
+        <w:t>Proceedings of the National Academy of Sciences</w:t>
+      </w:r>
+      <w:r>
+        <w:rPr>
+          <w:rFonts w:ascii="Times New Roman" w:hAnsi="Times New Roman"/>
+          <w:b w:val="0"/>
+          <w:i w:val="0"/>
+          <w:sz w:val="24"/>
+        </w:rPr>
+        <w:t xml:space="preserve">, </w:t>
+      </w:r>
+      <w:r>
+        <w:rPr>
+          <w:rFonts w:ascii="Times New Roman" w:hAnsi="Times New Roman"/>
+          <w:b w:val="0"/>
+          <w:i/>
+          <w:sz w:val="24"/>
+        </w:rPr>
+        <w:t>103</w:t>
+      </w:r>
+      <w:r>
+        <w:rPr>
+          <w:rFonts w:ascii="Times New Roman" w:hAnsi="Times New Roman"/>
+          <w:b w:val="0"/>
+          <w:i w:val="0"/>
+          <w:sz w:val="24"/>
+        </w:rPr>
+        <w:t>(27), 10155–10162. https://doi.org/10.1073/pnas.0600888103</w:t>
       </w:r>
     </w:p>
     <w:p>
@@ -10500,7 +10500,7 @@
           <w:i w:val="0"/>
           <w:sz w:val="24"/>
         </w:rPr>
-        <w:t xml:space="preserve">Yeatman, J. D., Dougherty, R. F., Ben-Shachar, M., &amp; Wandell, B. A. (2012). Development of white matter and reading skills. </w:t>
+        <w:t xml:space="preserve">Konrad, J., Guo, T., Ufkes, S., Selvanathan, T., Sheng, M., Al-Ajmi, E., Branson, H. M., Chau, V., Ly, L. G., Kelly, E. N., Grunau, R. E., &amp; Miller, S. P. (2024). Socioeconomic status moderates associations between hippocampal development and cognition in preterms. </w:t>
       </w:r>
       <w:r>
         <w:rPr>
@@ -10509,7 +10509,7 @@
           <w:i/>
           <w:sz w:val="24"/>
         </w:rPr>
-        <w:t>Proceedings of the National Academy of Sciences</w:t>
+        <w:t>Annals of Clinical and Translational Neurology</w:t>
       </w:r>
       <w:r>
         <w:rPr>
@@ -10527,16 +10527,16 @@
           <w:i/>
           <w:sz w:val="24"/>
         </w:rPr>
-        <w:t>109</w:t>
-      </w:r>
-      <w:r>
-        <w:rPr>
-          <w:rFonts w:ascii="Times New Roman" w:hAnsi="Times New Roman"/>
-          <w:b w:val="0"/>
-          <w:i w:val="0"/>
-          <w:sz w:val="24"/>
-        </w:rPr>
-        <w:t>(44), E3045–E3053. https://doi.org/10.1073/pnas.1206792X</w:t>
+        <w:t>11</w:t>
+      </w:r>
+      <w:r>
+        <w:rPr>
+          <w:rFonts w:ascii="Times New Roman" w:hAnsi="Times New Roman"/>
+          <w:b w:val="0"/>
+          <w:i w:val="0"/>
+          <w:sz w:val="24"/>
+        </w:rPr>
+        <w:t>(9), 2499–2513. https://doi.org/10.1002/acn3.52168</w:t>
       </w:r>
     </w:p>
     <w:p>
@@ -10551,7 +10551,7 @@
           <w:i w:val="0"/>
           <w:sz w:val="24"/>
         </w:rPr>
-        <w:t xml:space="preserve">Wienke, A.-S., &amp; Mathes, B. (2024). Socioeconomic inequalities affect brain responses of infants growing up in Germany. </w:t>
+        <w:t xml:space="preserve">Lange, N., Froimowitz, M. P., Bigler, E. D., &amp; Lainhart, J. E. (2010). Associations between IQ, total and regional brain volumes, and demography in a large normative sample of healthy children and adolescents. </w:t>
       </w:r>
       <w:r>
         <w:rPr>
@@ -10560,7 +10560,7 @@
           <w:i/>
           <w:sz w:val="24"/>
         </w:rPr>
-        <w:t>Brain Sciences</w:t>
+        <w:t>Developmental Neuropsychology</w:t>
       </w:r>
       <w:r>
         <w:rPr>
@@ -10578,16 +10578,16 @@
           <w:i/>
           <w:sz w:val="24"/>
         </w:rPr>
-        <w:t>14</w:t>
-      </w:r>
-      <w:r>
-        <w:rPr>
-          <w:rFonts w:ascii="Times New Roman" w:hAnsi="Times New Roman"/>
-          <w:b w:val="0"/>
-          <w:i w:val="0"/>
-          <w:sz w:val="24"/>
-        </w:rPr>
-        <w:t>(6), Article 560. https://doi.org/10.3390/brainsci14060560</w:t>
+        <w:t>35</w:t>
+      </w:r>
+      <w:r>
+        <w:rPr>
+          <w:rFonts w:ascii="Times New Roman" w:hAnsi="Times New Roman"/>
+          <w:b w:val="0"/>
+          <w:i w:val="0"/>
+          <w:sz w:val="24"/>
+        </w:rPr>
+        <w:t>(3), 296–317. https://doi.org/10.1080/87565641003696833</w:t>
       </w:r>
     </w:p>
     <w:p>
@@ -10602,7 +10602,7 @@
           <w:i w:val="0"/>
           <w:sz w:val="24"/>
         </w:rPr>
-        <w:t xml:space="preserve">Wijeakumar, S., Kumar, A., Delgado Reyes, L. M., Tiwari, M., &amp; Spencer, J. P. (2019). Early adversity in rural India impacts the brain networks underlying visual working memory. </w:t>
+        <w:t xml:space="preserve">Lupien, S. J., McEwen, B. S., Gunnar, M. R., &amp; Heim, C. (2009). Effects of stress throughout the lifespan on the brain, behaviour and cognition. </w:t>
       </w:r>
       <w:r>
         <w:rPr>
@@ -10611,7 +10611,7 @@
           <w:i/>
           <w:sz w:val="24"/>
         </w:rPr>
-        <w:t>Developmental Science</w:t>
+        <w:t>Nature Reviews Neuroscience</w:t>
       </w:r>
       <w:r>
         <w:rPr>
@@ -10629,16 +10629,16 @@
           <w:i/>
           <w:sz w:val="24"/>
         </w:rPr>
-        <w:t>22</w:t>
-      </w:r>
-      <w:r>
-        <w:rPr>
-          <w:rFonts w:ascii="Times New Roman" w:hAnsi="Times New Roman"/>
-          <w:b w:val="0"/>
-          <w:i w:val="0"/>
-          <w:sz w:val="24"/>
-        </w:rPr>
-        <w:t>(5), Article e12822. https://doi.org/10.1111/desc.12822</w:t>
+        <w:t>10</w:t>
+      </w:r>
+      <w:r>
+        <w:rPr>
+          <w:rFonts w:ascii="Times New Roman" w:hAnsi="Times New Roman"/>
+          <w:b w:val="0"/>
+          <w:i w:val="0"/>
+          <w:sz w:val="24"/>
+        </w:rPr>
+        <w:t>(6), 434–445. https://doi.org/10.1038/nrn2639</w:t>
       </w:r>
     </w:p>
     <w:p>
@@ -10653,7 +10653,7 @@
           <w:i w:val="0"/>
           <w:sz w:val="24"/>
         </w:rPr>
-        <w:t xml:space="preserve">Blair, C., &amp; Raver, C. C. (2016). Poverty, stress, and brain development: New directions for prevention and intervention. </w:t>
+        <w:t xml:space="preserve">Maguire, M. J., &amp; Schneider, J. M. (2019). Socioeconomic status related differences in resting state EEG activity correspond to differences in vocabulary and working memory in grade school. </w:t>
       </w:r>
       <w:r>
         <w:rPr>
@@ -10662,7 +10662,7 @@
           <w:i/>
           <w:sz w:val="24"/>
         </w:rPr>
-        <w:t>Academic Pediatrics</w:t>
+        <w:t>Brain and Cognition</w:t>
       </w:r>
       <w:r>
         <w:rPr>
@@ -10680,16 +10680,16 @@
           <w:i/>
           <w:sz w:val="24"/>
         </w:rPr>
-        <w:t>16</w:t>
-      </w:r>
-      <w:r>
-        <w:rPr>
-          <w:rFonts w:ascii="Times New Roman" w:hAnsi="Times New Roman"/>
-          <w:b w:val="0"/>
-          <w:i w:val="0"/>
-          <w:sz w:val="24"/>
-        </w:rPr>
-        <w:t>(3 Suppl), S30–S36. https://doi.org/10.1016/j.acap.2016.01.010</w:t>
+        <w:t>137</w:t>
+      </w:r>
+      <w:r>
+        <w:rPr>
+          <w:rFonts w:ascii="Times New Roman" w:hAnsi="Times New Roman"/>
+          <w:b w:val="0"/>
+          <w:i w:val="0"/>
+          <w:sz w:val="24"/>
+        </w:rPr>
+        <w:t>, Article 103619. https://doi.org/10.1016/j.bandc.2019.103619</w:t>
       </w:r>
     </w:p>
     <w:p>
@@ -10704,7 +10704,7 @@
           <w:i w:val="0"/>
           <w:sz w:val="24"/>
         </w:rPr>
-        <w:t xml:space="preserve">Hart, B., &amp; Risley, T. R. (1995). </w:t>
+        <w:t xml:space="preserve">Marshall, P. J., &amp; Meltzoff, A. N. (2014). Neural mirroring mechanisms and imitation in human infants. </w:t>
       </w:r>
       <w:r>
         <w:rPr>
@@ -10713,16 +10713,34 @@
           <w:i/>
           <w:sz w:val="24"/>
         </w:rPr>
-        <w:t>Meaningful differences in the everyday experience of young American children</w:t>
-      </w:r>
-      <w:r>
-        <w:rPr>
-          <w:rFonts w:ascii="Times New Roman" w:hAnsi="Times New Roman"/>
-          <w:b w:val="0"/>
-          <w:i w:val="0"/>
-          <w:sz w:val="24"/>
-        </w:rPr>
-        <w:t>. Paul H. Brookes.</w:t>
+        <w:t>Philosophical Transactions of the Royal Society B: Biological Sciences</w:t>
+      </w:r>
+      <w:r>
+        <w:rPr>
+          <w:rFonts w:ascii="Times New Roman" w:hAnsi="Times New Roman"/>
+          <w:b w:val="0"/>
+          <w:i w:val="0"/>
+          <w:sz w:val="24"/>
+        </w:rPr>
+        <w:t xml:space="preserve">, </w:t>
+      </w:r>
+      <w:r>
+        <w:rPr>
+          <w:rFonts w:ascii="Times New Roman" w:hAnsi="Times New Roman"/>
+          <w:b w:val="0"/>
+          <w:i/>
+          <w:sz w:val="24"/>
+        </w:rPr>
+        <w:t>369</w:t>
+      </w:r>
+      <w:r>
+        <w:rPr>
+          <w:rFonts w:ascii="Times New Roman" w:hAnsi="Times New Roman"/>
+          <w:b w:val="0"/>
+          <w:i w:val="0"/>
+          <w:sz w:val="24"/>
+        </w:rPr>
+        <w:t>(1644), Article 20130620. https://doi.org/10.1098/rstb.2013.0620</w:t>
       </w:r>
     </w:p>
     <w:p>
@@ -10737,7 +10755,7 @@
           <w:i w:val="0"/>
           <w:sz w:val="24"/>
         </w:rPr>
-        <w:t xml:space="preserve">Hoff, E. (2003). The specificity of environmental influence: Socioeconomic status affects early vocabulary development via maternal speech. </w:t>
+        <w:t xml:space="preserve">McEwen, B. S., &amp; Gianaros, P. J. (2010). Central role of the brain in stress and adaptation: Links to socioeconomic status, health, and disease. </w:t>
       </w:r>
       <w:r>
         <w:rPr>
@@ -10746,7 +10764,7 @@
           <w:i/>
           <w:sz w:val="24"/>
         </w:rPr>
-        <w:t>Child Development</w:t>
+        <w:t>Annals of the New York Academy of Sciences</w:t>
       </w:r>
       <w:r>
         <w:rPr>
@@ -10764,16 +10782,16 @@
           <w:i/>
           <w:sz w:val="24"/>
         </w:rPr>
-        <w:t>74</w:t>
-      </w:r>
-      <w:r>
-        <w:rPr>
-          <w:rFonts w:ascii="Times New Roman" w:hAnsi="Times New Roman"/>
-          <w:b w:val="0"/>
-          <w:i w:val="0"/>
-          <w:sz w:val="24"/>
-        </w:rPr>
-        <w:t>(5), 1368–1378. https://doi.org/10.1111/1467-8624.00612</w:t>
+        <w:t>1186</w:t>
+      </w:r>
+      <w:r>
+        <w:rPr>
+          <w:rFonts w:ascii="Times New Roman" w:hAnsi="Times New Roman"/>
+          <w:b w:val="0"/>
+          <w:i w:val="0"/>
+          <w:sz w:val="24"/>
+        </w:rPr>
+        <w:t>, 190–222. https://doi.org/10.1111/j.1749-6632.2009.05437.x</w:t>
       </w:r>
     </w:p>
     <w:p>
@@ -10788,7 +10806,7 @@
           <w:i w:val="0"/>
           <w:sz w:val="24"/>
         </w:rPr>
-        <w:t xml:space="preserve">Lupien, S. J., McEwen, B. S., Gunnar, M. R., &amp; Heim, C. (2009). Effects of stress throughout the lifespan on the brain, behaviour and cognition. </w:t>
+        <w:t xml:space="preserve">McKinnon, K., Galdi, P., Blesa-Cábez, M., Sullivan, G., Vaher, K., Corrigan, A., Hall, J., Jiménez-Sánchez, L., Thrippleton, M., Bastin, M. E., Quigley, A. J., Valavani, E., Tsanas, A., Richardson, H., &amp; Boardman, J. P. (2023). Association of preterm birth and socioeconomic status with neonatal brain structure. </w:t>
       </w:r>
       <w:r>
         <w:rPr>
@@ -10797,7 +10815,7 @@
           <w:i/>
           <w:sz w:val="24"/>
         </w:rPr>
-        <w:t>Nature Reviews Neuroscience</w:t>
+        <w:t>JAMA Pediatrics</w:t>
       </w:r>
       <w:r>
         <w:rPr>
@@ -10815,16 +10833,16 @@
           <w:i/>
           <w:sz w:val="24"/>
         </w:rPr>
-        <w:t>10</w:t>
-      </w:r>
-      <w:r>
-        <w:rPr>
-          <w:rFonts w:ascii="Times New Roman" w:hAnsi="Times New Roman"/>
-          <w:b w:val="0"/>
-          <w:i w:val="0"/>
-          <w:sz w:val="24"/>
-        </w:rPr>
-        <w:t>(6), 434–445. https://doi.org/10.1038/nrn2639</w:t>
+        <w:t>177</w:t>
+      </w:r>
+      <w:r>
+        <w:rPr>
+          <w:rFonts w:ascii="Times New Roman" w:hAnsi="Times New Roman"/>
+          <w:b w:val="0"/>
+          <w:i w:val="0"/>
+          <w:sz w:val="24"/>
+        </w:rPr>
+        <w:t>(4), 380–389. https://doi.org/10.1001/jamapediatrics.2022.5847</w:t>
       </w:r>
     </w:p>
     <w:p>
@@ -10839,7 +10857,7 @@
           <w:i w:val="0"/>
           <w:sz w:val="24"/>
         </w:rPr>
-        <w:t xml:space="preserve">Rowe, M. L. (2008). Child-directed speech: Relation to socioeconomic status, knowledge of child development and child vocabulary skill. </w:t>
+        <w:t xml:space="preserve">Monk, C., Georgieff, M. K., &amp; Osterholm, E. A. (2013). Research review: Maternal prenatal distress and poor nutrition—Mutually influencing risk factors affecting infant neurocognitive development. </w:t>
       </w:r>
       <w:r>
         <w:rPr>
@@ -10848,7 +10866,7 @@
           <w:i/>
           <w:sz w:val="24"/>
         </w:rPr>
-        <w:t>Journal of Child Language</w:t>
+        <w:t>Journal of Child Psychology and Psychiatry</w:t>
       </w:r>
       <w:r>
         <w:rPr>
@@ -10866,16 +10884,16 @@
           <w:i/>
           <w:sz w:val="24"/>
         </w:rPr>
-        <w:t>35</w:t>
-      </w:r>
-      <w:r>
-        <w:rPr>
-          <w:rFonts w:ascii="Times New Roman" w:hAnsi="Times New Roman"/>
-          <w:b w:val="0"/>
-          <w:i w:val="0"/>
-          <w:sz w:val="24"/>
-        </w:rPr>
-        <w:t>(1), 185–205. https://doi.org/10.1017/S0305000907008343</w:t>
+        <w:t>54</w:t>
+      </w:r>
+      <w:r>
+        <w:rPr>
+          <w:rFonts w:ascii="Times New Roman" w:hAnsi="Times New Roman"/>
+          <w:b w:val="0"/>
+          <w:i w:val="0"/>
+          <w:sz w:val="24"/>
+        </w:rPr>
+        <w:t>(2), 115–130. https://doi.org/10.1111/jcpp.12000</w:t>
       </w:r>
     </w:p>
     <w:p>
@@ -10890,7 +10908,7 @@
           <w:i w:val="0"/>
           <w:sz w:val="24"/>
         </w:rPr>
-        <w:t xml:space="preserve">Walker, S. P., Wachs, T. D., Grantham-McGregor, S., Black, M. M., Nelson, C. A., Huffman, S. L., Baker-Henningham, H., Chang, S. M., Hamadani, J. D., Lozoff, B., Gardner, J. M. M., Powell, C. A., Rahman, A., &amp; Richter, L. (2011). Inequality in early childhood: Risk and protective factors for early child development. </w:t>
+        <w:t xml:space="preserve">Noble, K. G., Houston, S. M., Brito, N. H., Bartsch, H., Kan, E., Kuperman, J. M., Akshoomoff, N., Amaral, D. G., Bloss, C. S., Libiger, O., Schork, N. J., Murray, S. S., Casey, B. J., Chang, L., Ernst, T. M., Frazier, J. A., Gruen, J. R., Kennedy, D. N., Van Zijl, P., … Sowell, E. R. (2015). Family income, parental education and brain structure in children and adolescents. </w:t>
       </w:r>
       <w:r>
         <w:rPr>
@@ -10899,7 +10917,7 @@
           <w:i/>
           <w:sz w:val="24"/>
         </w:rPr>
-        <w:t>The Lancet</w:t>
+        <w:t>Nature Neuroscience</w:t>
       </w:r>
       <w:r>
         <w:rPr>
@@ -10917,16 +10935,16 @@
           <w:i/>
           <w:sz w:val="24"/>
         </w:rPr>
-        <w:t>378</w:t>
-      </w:r>
-      <w:r>
-        <w:rPr>
-          <w:rFonts w:ascii="Times New Roman" w:hAnsi="Times New Roman"/>
-          <w:b w:val="0"/>
-          <w:i w:val="0"/>
-          <w:sz w:val="24"/>
-        </w:rPr>
-        <w:t>(9799), 1325–1338. https://doi.org/10.1016/S0140-6736(11)60555-2</w:t>
+        <w:t>18</w:t>
+      </w:r>
+      <w:r>
+        <w:rPr>
+          <w:rFonts w:ascii="Times New Roman" w:hAnsi="Times New Roman"/>
+          <w:b w:val="0"/>
+          <w:i w:val="0"/>
+          <w:sz w:val="24"/>
+        </w:rPr>
+        <w:t>(5), 773–778. https://doi.org/10.1038/nn.3983</w:t>
       </w:r>
     </w:p>
     <w:p>
@@ -10941,7 +10959,7 @@
           <w:i w:val="0"/>
           <w:sz w:val="24"/>
         </w:rPr>
-        <w:t xml:space="preserve">Demir-Lira, Ö. E., Prado, J., &amp; Booth, J. R. (2021). Neurocognitive basis of deductive reasoning in children varies with parental education. </w:t>
+        <w:t xml:space="preserve">Ozernov-Palchik, O., Norton, E. S., Wang, Y., Beach, S. D., Zuk, J., Wolf, M., Gabrieli, J. D. E., &amp; Gaab, N. (2019). The relationship between socioeconomic status and white matter microstructure in pre-reading children: A longitudinal investigation. </w:t>
       </w:r>
       <w:r>
         <w:rPr>
@@ -10968,16 +10986,16 @@
           <w:i/>
           <w:sz w:val="24"/>
         </w:rPr>
-        <w:t>42</w:t>
-      </w:r>
-      <w:r>
-        <w:rPr>
-          <w:rFonts w:ascii="Times New Roman" w:hAnsi="Times New Roman"/>
-          <w:b w:val="0"/>
-          <w:i w:val="0"/>
-          <w:sz w:val="24"/>
-        </w:rPr>
-        <w:t>(11), 3396–3410. https://doi.org/10.1002/hbm.25441</w:t>
+        <w:t>40</w:t>
+      </w:r>
+      <w:r>
+        <w:rPr>
+          <w:rFonts w:ascii="Times New Roman" w:hAnsi="Times New Roman"/>
+          <w:b w:val="0"/>
+          <w:i w:val="0"/>
+          <w:sz w:val="24"/>
+        </w:rPr>
+        <w:t>(3), 741–754. https://doi.org/10.1002/hbm.24407</w:t>
       </w:r>
     </w:p>
     <w:p>
@@ -10992,7 +11010,7 @@
           <w:i w:val="0"/>
           <w:sz w:val="24"/>
         </w:rPr>
-        <w:t xml:space="preserve">Konrad, J., Guo, T., Ufkes, S., Selvanathan, T., Sheng, M., Al-Ajmi, E., Branson, H. M., Chau, V., Ly, L. G., Kelly, E. N., Grunau, R. E., &amp; Miller, S. P. (2024). Socioeconomic status moderates associations between hippocampal development and cognition in preterms. </w:t>
+        <w:t xml:space="preserve">Page, M. J., McKenzie, J. E., Bossuyt, P. M., Boutron, I., Hoffmann, T. C., Mulrow, C. D., Shamseer, L., Tetzlaff, J. M., Akl, E. A., Brennan, S. E., Chou, R., Gluud, C., Mayo-Wilson, E., McDonald, S., McGuinness, L. A., Stewart, L. A., Thomas, J., Tricco, A. C., Welch, V. A., … Moher, D. (2021). The PRISMA 2020 statement: An updated guideline for reporting systematic reviews. </w:t>
       </w:r>
       <w:r>
         <w:rPr>
@@ -11001,7 +11019,7 @@
           <w:i/>
           <w:sz w:val="24"/>
         </w:rPr>
-        <w:t>Annals of Clinical and Translational Neurology</w:t>
+        <w:t>BMJ</w:t>
       </w:r>
       <w:r>
         <w:rPr>
@@ -11019,16 +11037,16 @@
           <w:i/>
           <w:sz w:val="24"/>
         </w:rPr>
-        <w:t>11</w:t>
-      </w:r>
-      <w:r>
-        <w:rPr>
-          <w:rFonts w:ascii="Times New Roman" w:hAnsi="Times New Roman"/>
-          <w:b w:val="0"/>
-          <w:i w:val="0"/>
-          <w:sz w:val="24"/>
-        </w:rPr>
-        <w:t>(9), 2499–2513. https://doi.org/10.1002/acn3.52168</w:t>
+        <w:t>372</w:t>
+      </w:r>
+      <w:r>
+        <w:rPr>
+          <w:rFonts w:ascii="Times New Roman" w:hAnsi="Times New Roman"/>
+          <w:b w:val="0"/>
+          <w:i w:val="0"/>
+          <w:sz w:val="24"/>
+        </w:rPr>
+        <w:t>, n71. https://doi.org/10.1136/bmj.n71</w:t>
       </w:r>
     </w:p>
     <w:p>
@@ -11043,7 +11061,7 @@
           <w:i w:val="0"/>
           <w:sz w:val="24"/>
         </w:rPr>
-        <w:t xml:space="preserve">Ozernov-Palchik, O., Norton, E. S., Wang, Y., Beach, S. D., Zuk, J., Wolf, M., Gabrieli, J. D. E., &amp; Gaab, N. (2019). The relationship between socioeconomic status and white matter microstructure in pre-reading children: A longitudinal investigation. </w:t>
+        <w:t xml:space="preserve">Paus, T., Zijdenbos, A., Worsley, K., Collins, D. L., Blumenthal, J., Giedd, J. N., Rapoport, J. L., &amp; Evans, A. C. (1999). Structural maturation of neural pathways in children and adolescents: In vivo study. </w:t>
       </w:r>
       <w:r>
         <w:rPr>
@@ -11052,7 +11070,7 @@
           <w:i/>
           <w:sz w:val="24"/>
         </w:rPr>
-        <w:t>Human Brain Mapping</w:t>
+        <w:t>Science</w:t>
       </w:r>
       <w:r>
         <w:rPr>
@@ -11070,16 +11088,16 @@
           <w:i/>
           <w:sz w:val="24"/>
         </w:rPr>
-        <w:t>40</w:t>
-      </w:r>
-      <w:r>
-        <w:rPr>
-          <w:rFonts w:ascii="Times New Roman" w:hAnsi="Times New Roman"/>
-          <w:b w:val="0"/>
-          <w:i w:val="0"/>
-          <w:sz w:val="24"/>
-        </w:rPr>
-        <w:t>(3), 741–754. https://doi.org/10.1002/hbm.24407</w:t>
+        <w:t>283</w:t>
+      </w:r>
+      <w:r>
+        <w:rPr>
+          <w:rFonts w:ascii="Times New Roman" w:hAnsi="Times New Roman"/>
+          <w:b w:val="0"/>
+          <w:i w:val="0"/>
+          <w:sz w:val="24"/>
+        </w:rPr>
+        <w:t>(5409), 1908–1911. https://doi.org/10.1126/science.283.5409.1908</w:t>
       </w:r>
     </w:p>
     <w:p>
@@ -11094,7 +11112,7 @@
           <w:i w:val="0"/>
           <w:sz w:val="24"/>
         </w:rPr>
-        <w:t xml:space="preserve">Ramphal, B., Whalen, D. J., Kenley, J. K., Yu, Q., Smyser, C. D., Rogers, C. E., &amp; Sylvester, C. M. (2020). Brain connectivity and socioeconomic status at birth and externalizing symptoms at age 2 years. </w:t>
+        <w:t xml:space="preserve">Plomin, R., DeFries, J. C., Knopik, V. S., &amp; Neiderhiser, J. M. (2013). </w:t>
       </w:r>
       <w:r>
         <w:rPr>
@@ -11103,34 +11121,16 @@
           <w:i/>
           <w:sz w:val="24"/>
         </w:rPr>
-        <w:t>Developmental Cognitive Neuroscience</w:t>
-      </w:r>
-      <w:r>
-        <w:rPr>
-          <w:rFonts w:ascii="Times New Roman" w:hAnsi="Times New Roman"/>
-          <w:b w:val="0"/>
-          <w:i w:val="0"/>
-          <w:sz w:val="24"/>
-        </w:rPr>
-        <w:t xml:space="preserve">, </w:t>
-      </w:r>
-      <w:r>
-        <w:rPr>
-          <w:rFonts w:ascii="Times New Roman" w:hAnsi="Times New Roman"/>
-          <w:b w:val="0"/>
-          <w:i/>
-          <w:sz w:val="24"/>
-        </w:rPr>
-        <w:t>45</w:t>
-      </w:r>
-      <w:r>
-        <w:rPr>
-          <w:rFonts w:ascii="Times New Roman" w:hAnsi="Times New Roman"/>
-          <w:b w:val="0"/>
-          <w:i w:val="0"/>
-          <w:sz w:val="24"/>
-        </w:rPr>
-        <w:t>, Article 100811. https://doi.org/10.1016/j.dcn.2020.100811</w:t>
+        <w:t>Behavioral genetics</w:t>
+      </w:r>
+      <w:r>
+        <w:rPr>
+          <w:rFonts w:ascii="Times New Roman" w:hAnsi="Times New Roman"/>
+          <w:b w:val="0"/>
+          <w:i w:val="0"/>
+          <w:sz w:val="24"/>
+        </w:rPr>
+        <w:t xml:space="preserve"> (6th ed.). Worth Publishers.</w:t>
       </w:r>
     </w:p>
     <w:p>
@@ -11145,7 +11145,7 @@
           <w:i w:val="0"/>
           <w:sz w:val="24"/>
         </w:rPr>
-        <w:t xml:space="preserve">Stiver, M. L., Kamino, D., Guo, T., Thompson, A., Duerden, E. G., Taylor, M. J., &amp; Tam, E. W. Y. (2015). Maternal postsecondary education associated with improved cerebellar growth after preterm birth. </w:t>
+        <w:t xml:space="preserve">Ramphal, B., Whalen, D. J., Kenley, J. K., Yu, Q., Smyser, C. D., Rogers, C. E., &amp; Sylvester, C. M. (2020). Brain connectivity and socioeconomic status at birth and externalizing symptoms at age 2 years. </w:t>
       </w:r>
       <w:r>
         <w:rPr>
@@ -11154,7 +11154,7 @@
           <w:i/>
           <w:sz w:val="24"/>
         </w:rPr>
-        <w:t>Journal of Child Neurology</w:t>
+        <w:t>Developmental Cognitive Neuroscience</w:t>
       </w:r>
       <w:r>
         <w:rPr>
@@ -11172,16 +11172,16 @@
           <w:i/>
           <w:sz w:val="24"/>
         </w:rPr>
-        <w:t>30</w:t>
-      </w:r>
-      <w:r>
-        <w:rPr>
-          <w:rFonts w:ascii="Times New Roman" w:hAnsi="Times New Roman"/>
-          <w:b w:val="0"/>
-          <w:i w:val="0"/>
-          <w:sz w:val="24"/>
-        </w:rPr>
-        <w:t>(12), 1633–1639. https://doi.org/10.1177/0883073815576790</w:t>
+        <w:t>45</w:t>
+      </w:r>
+      <w:r>
+        <w:rPr>
+          <w:rFonts w:ascii="Times New Roman" w:hAnsi="Times New Roman"/>
+          <w:b w:val="0"/>
+          <w:i w:val="0"/>
+          <w:sz w:val="24"/>
+        </w:rPr>
+        <w:t>, Article 100811. https://doi.org/10.1016/j.dcn.2020.100811</w:t>
       </w:r>
     </w:p>
     <w:p>
@@ -11196,7 +11196,7 @@
           <w:i w:val="0"/>
           <w:sz w:val="24"/>
         </w:rPr>
-        <w:t xml:space="preserve">Turesky, T. K., Sanfilippo, J., Zuk, J., Ahtam, B., Gagoski, B., Lee, A., Garrisi, K., Dunstan, J., Carruthers, C., Vanderauwera, J., Yu, X., &amp; Gaab, N. (2022). Home language and literacy environment and its relationship to socioeconomic status and white matter structure in infancy. </w:t>
+        <w:t xml:space="preserve">Rowe, M. L. (2008). Child-directed speech: Relation to socioeconomic status, knowledge of child development and child vocabulary skill. </w:t>
       </w:r>
       <w:r>
         <w:rPr>
@@ -11205,7 +11205,7 @@
           <w:i/>
           <w:sz w:val="24"/>
         </w:rPr>
-        <w:t>Brain Structure and Function</w:t>
+        <w:t>Journal of Child Language</w:t>
       </w:r>
       <w:r>
         <w:rPr>
@@ -11223,16 +11223,16 @@
           <w:i/>
           <w:sz w:val="24"/>
         </w:rPr>
-        <w:t>227</w:t>
-      </w:r>
-      <w:r>
-        <w:rPr>
-          <w:rFonts w:ascii="Times New Roman" w:hAnsi="Times New Roman"/>
-          <w:b w:val="0"/>
-          <w:i w:val="0"/>
-          <w:sz w:val="24"/>
-        </w:rPr>
-        <w:t>(8), 2633–2645. https://doi.org/10.1007/s00429-022-02560-4</w:t>
+        <w:t>35</w:t>
+      </w:r>
+      <w:r>
+        <w:rPr>
+          <w:rFonts w:ascii="Times New Roman" w:hAnsi="Times New Roman"/>
+          <w:b w:val="0"/>
+          <w:i w:val="0"/>
+          <w:sz w:val="24"/>
+        </w:rPr>
+        <w:t>(1), 185–205. https://doi.org/10.1017/S0305000907008343</w:t>
       </w:r>
     </w:p>
     <w:p>
@@ -11247,7 +11247,7 @@
           <w:i w:val="0"/>
           <w:sz w:val="24"/>
         </w:rPr>
-        <w:t xml:space="preserve">Ursache, A., &amp; Noble, K. G. (2016). Socioeconomic status, white matter, and executive function in children. </w:t>
+        <w:t xml:space="preserve">Shephard, E., Fatori, D., Mauro, L. R., de Medeiros Filho, M. V., Hoexter, M. Q., Chiesa, A. M., Fracolli, L. A., Brentani, H., Ferraro, A. A., Nelson, C. A., Miguel, E. C., &amp; Polanczyk, G. V. (2019). Effects of maternal psychopathology and education level on neurocognitive development in infants of adolescent mothers living in poverty. </w:t>
       </w:r>
       <w:r>
         <w:rPr>
@@ -11256,7 +11256,7 @@
           <w:i/>
           <w:sz w:val="24"/>
         </w:rPr>
-        <w:t>Brain and Behavior</w:t>
+        <w:t>Biological Psychiatry: Cognitive Neuroscience and Neuroimaging</w:t>
       </w:r>
       <w:r>
         <w:rPr>
@@ -11274,16 +11274,16 @@
           <w:i/>
           <w:sz w:val="24"/>
         </w:rPr>
-        <w:t>6</w:t>
-      </w:r>
-      <w:r>
-        <w:rPr>
-          <w:rFonts w:ascii="Times New Roman" w:hAnsi="Times New Roman"/>
-          <w:b w:val="0"/>
-          <w:i w:val="0"/>
-          <w:sz w:val="24"/>
-        </w:rPr>
-        <w:t>(10), Article e00531. https://doi.org/10.1002/brb3.531</w:t>
+        <w:t>4</w:t>
+      </w:r>
+      <w:r>
+        <w:rPr>
+          <w:rFonts w:ascii="Times New Roman" w:hAnsi="Times New Roman"/>
+          <w:b w:val="0"/>
+          <w:i w:val="0"/>
+          <w:sz w:val="24"/>
+        </w:rPr>
+        <w:t>(11), 1136–1145. https://doi.org/10.1016/j.bpsc.2019.05.009</w:t>
       </w:r>
     </w:p>
     <w:p>
@@ -11298,7 +11298,7 @@
           <w:i w:val="0"/>
           <w:sz w:val="24"/>
         </w:rPr>
-        <w:t xml:space="preserve">Victora, C. G., Adair, L., Fall, C., Hallal, P. C., Martorell, R., Richter, L., &amp; Sachdev, H. S. (2008). Maternal and child undernutrition: Consequences for adult health and human capital. </w:t>
+        <w:t xml:space="preserve">Shonkoff, J. P., Garner, A. S., The Committee on Psychosocial Aspects of Child and Family Health, The Committee on Early Childhood, Adoption, and Dependent Care, &amp; The Section on Developmental and Behavioral Pediatrics. (2012). The lifelong effects of early childhood adversity and toxic stress. </w:t>
       </w:r>
       <w:r>
         <w:rPr>
@@ -11307,7 +11307,7 @@
           <w:i/>
           <w:sz w:val="24"/>
         </w:rPr>
-        <w:t>The Lancet</w:t>
+        <w:t>Pediatrics</w:t>
       </w:r>
       <w:r>
         <w:rPr>
@@ -11325,16 +11325,16 @@
           <w:i/>
           <w:sz w:val="24"/>
         </w:rPr>
-        <w:t>371</w:t>
-      </w:r>
-      <w:r>
-        <w:rPr>
-          <w:rFonts w:ascii="Times New Roman" w:hAnsi="Times New Roman"/>
-          <w:b w:val="0"/>
-          <w:i w:val="0"/>
-          <w:sz w:val="24"/>
-        </w:rPr>
-        <w:t>(9609), 340–357. https://doi.org/10.1016/S0140-6736(07)61692-4</w:t>
+        <w:t>129</w:t>
+      </w:r>
+      <w:r>
+        <w:rPr>
+          <w:rFonts w:ascii="Times New Roman" w:hAnsi="Times New Roman"/>
+          <w:b w:val="0"/>
+          <w:i w:val="0"/>
+          <w:sz w:val="24"/>
+        </w:rPr>
+        <w:t>(1), e232–e246. https://doi.org/10.1542/peds.2011-2663</w:t>
       </w:r>
     </w:p>
     <w:p>
@@ -11349,7 +11349,7 @@
           <w:i w:val="0"/>
           <w:sz w:val="24"/>
         </w:rPr>
-        <w:t xml:space="preserve">Zhu, C., Chen, Y., Müller, H.-G., &amp; Styner, M. A. (2023). Trajectories of brain volumes in young children are associated with maternal education. </w:t>
+        <w:t xml:space="preserve">Sperry, D. E., Sperry, L. L., &amp; Miller, P. J. (2019). Reexamining the verbal environments of children from different socioeconomic backgrounds. </w:t>
       </w:r>
       <w:r>
         <w:rPr>
@@ -11358,7 +11358,7 @@
           <w:i/>
           <w:sz w:val="24"/>
         </w:rPr>
-        <w:t>Human Brain Mapping</w:t>
+        <w:t>Child Development</w:t>
       </w:r>
       <w:r>
         <w:rPr>
@@ -11376,16 +11376,16 @@
           <w:i/>
           <w:sz w:val="24"/>
         </w:rPr>
-        <w:t>44</w:t>
-      </w:r>
-      <w:r>
-        <w:rPr>
-          <w:rFonts w:ascii="Times New Roman" w:hAnsi="Times New Roman"/>
-          <w:b w:val="0"/>
-          <w:i w:val="0"/>
-          <w:sz w:val="24"/>
-        </w:rPr>
-        <w:t>(8), 3060–3073. https://doi.org/10.1002/hbm.26271</w:t>
+        <w:t>90</w:t>
+      </w:r>
+      <w:r>
+        <w:rPr>
+          <w:rFonts w:ascii="Times New Roman" w:hAnsi="Times New Roman"/>
+          <w:b w:val="0"/>
+          <w:i w:val="0"/>
+          <w:sz w:val="24"/>
+        </w:rPr>
+        <w:t>(4), 1303–1318. https://doi.org/10.1111/cdev.13072</w:t>
       </w:r>
     </w:p>
     <w:p>
@@ -11400,7 +11400,7 @@
           <w:i w:val="0"/>
           <w:sz w:val="24"/>
         </w:rPr>
-        <w:t xml:space="preserve">Friederici, A. D. (2012). Language development and the ontogeny of the dorsal pathway. </w:t>
+        <w:t xml:space="preserve">Stiles, J., &amp; Jernigan, T. L. (2010). The basics of brain development. </w:t>
       </w:r>
       <w:r>
         <w:rPr>
@@ -11409,7 +11409,7 @@
           <w:i/>
           <w:sz w:val="24"/>
         </w:rPr>
-        <w:t>Frontiers in Evolutionary Neuroscience</w:t>
+        <w:t>Neuropsychology Review</w:t>
       </w:r>
       <w:r>
         <w:rPr>
@@ -11427,16 +11427,16 @@
           <w:i/>
           <w:sz w:val="24"/>
         </w:rPr>
-        <w:t>4</w:t>
-      </w:r>
-      <w:r>
-        <w:rPr>
-          <w:rFonts w:ascii="Times New Roman" w:hAnsi="Times New Roman"/>
-          <w:b w:val="0"/>
-          <w:i w:val="0"/>
-          <w:sz w:val="24"/>
-        </w:rPr>
-        <w:t>, Article 3. https://doi.org/10.3389/fnevo.2012.00003</w:t>
+        <w:t>20</w:t>
+      </w:r>
+      <w:r>
+        <w:rPr>
+          <w:rFonts w:ascii="Times New Roman" w:hAnsi="Times New Roman"/>
+          <w:b w:val="0"/>
+          <w:i w:val="0"/>
+          <w:sz w:val="24"/>
+        </w:rPr>
+        <w:t>(4), 327–348. https://doi.org/10.1007/s11065-010-9148-4</w:t>
       </w:r>
     </w:p>
     <w:p>
@@ -11451,7 +11451,7 @@
           <w:i w:val="0"/>
           <w:sz w:val="24"/>
         </w:rPr>
-        <w:t xml:space="preserve">Friederici, A. D. (2016). The ontogeny of the cortical language network. </w:t>
+        <w:t xml:space="preserve">Stiver, M. L., Kamino, D., Guo, T., Thompson, A., Duerden, E. G., Taylor, M. J., &amp; Tam, E. W. Y. (2015). Maternal postsecondary education associated with improved cerebellar growth after preterm birth. </w:t>
       </w:r>
       <w:r>
         <w:rPr>
@@ -11460,7 +11460,7 @@
           <w:i/>
           <w:sz w:val="24"/>
         </w:rPr>
-        <w:t>Nature Reviews Neuroscience</w:t>
+        <w:t>Journal of Child Neurology</w:t>
       </w:r>
       <w:r>
         <w:rPr>
@@ -11478,16 +11478,16 @@
           <w:i/>
           <w:sz w:val="24"/>
         </w:rPr>
-        <w:t>17</w:t>
-      </w:r>
-      <w:r>
-        <w:rPr>
-          <w:rFonts w:ascii="Times New Roman" w:hAnsi="Times New Roman"/>
-          <w:b w:val="0"/>
-          <w:i w:val="0"/>
-          <w:sz w:val="24"/>
-        </w:rPr>
-        <w:t>(5), 323–332. https://doi.org/10.1038/nrn.2016.23</w:t>
+        <w:t>30</w:t>
+      </w:r>
+      <w:r>
+        <w:rPr>
+          <w:rFonts w:ascii="Times New Roman" w:hAnsi="Times New Roman"/>
+          <w:b w:val="0"/>
+          <w:i w:val="0"/>
+          <w:sz w:val="24"/>
+        </w:rPr>
+        <w:t>(12), 1633–1639. https://doi.org/10.1177/0883073815576790</w:t>
       </w:r>
     </w:p>
     <w:p>
@@ -11502,7 +11502,7 @@
           <w:i w:val="0"/>
           <w:sz w:val="24"/>
         </w:rPr>
-        <w:t xml:space="preserve">Gilkerson, J., Richards, J. A., Warren, S. F., Montgomery, J. K., Greenwood, C. R., Kimbrough Oller, D., Hansen, J. H. L., &amp; Paul, T. D. (2017). Mapping the early language environment using all-day recordings and automated analysis. </w:t>
+        <w:t xml:space="preserve">Tomalski, P., &amp; Johnson, M. H. (2010). The effects of early adversity on the adult and developing brain. </w:t>
       </w:r>
       <w:r>
         <w:rPr>
@@ -11511,7 +11511,7 @@
           <w:i/>
           <w:sz w:val="24"/>
         </w:rPr>
-        <w:t>American Journal of Speech-Language Pathology</w:t>
+        <w:t>Current Opinion in Psychiatry</w:t>
       </w:r>
       <w:r>
         <w:rPr>
@@ -11529,16 +11529,16 @@
           <w:i/>
           <w:sz w:val="24"/>
         </w:rPr>
-        <w:t>26</w:t>
-      </w:r>
-      <w:r>
-        <w:rPr>
-          <w:rFonts w:ascii="Times New Roman" w:hAnsi="Times New Roman"/>
-          <w:b w:val="0"/>
-          <w:i w:val="0"/>
-          <w:sz w:val="24"/>
-        </w:rPr>
-        <w:t>(2), 248–265. https://doi.org/10.1044/2016_AJSLP-15-0169</w:t>
+        <w:t>23</w:t>
+      </w:r>
+      <w:r>
+        <w:rPr>
+          <w:rFonts w:ascii="Times New Roman" w:hAnsi="Times New Roman"/>
+          <w:b w:val="0"/>
+          <w:i w:val="0"/>
+          <w:sz w:val="24"/>
+        </w:rPr>
+        <w:t>(3), 233–238. https://doi.org/10.1097/YCO.0b013e3283387d9f</w:t>
       </w:r>
     </w:p>
     <w:p>
@@ -11553,7 +11553,7 @@
           <w:i w:val="0"/>
           <w:sz w:val="24"/>
         </w:rPr>
-        <w:t xml:space="preserve">Hair, N. L., Hanson, J. L., Wolfe, B. L., &amp; Pollak, S. D. (2015). Association of child poverty, brain development, and academic achievement. </w:t>
+        <w:t xml:space="preserve">Torpey, D. C., Hajcak, G., &amp; Klein, D. N. (2009). An examination of error-related brain activity and its modulation by error value in young children. </w:t>
       </w:r>
       <w:r>
         <w:rPr>
@@ -11562,7 +11562,7 @@
           <w:i/>
           <w:sz w:val="24"/>
         </w:rPr>
-        <w:t>JAMA Pediatrics</w:t>
+        <w:t>Developmental Neuropsychology</w:t>
       </w:r>
       <w:r>
         <w:rPr>
@@ -11580,16 +11580,16 @@
           <w:i/>
           <w:sz w:val="24"/>
         </w:rPr>
-        <w:t>169</w:t>
-      </w:r>
-      <w:r>
-        <w:rPr>
-          <w:rFonts w:ascii="Times New Roman" w:hAnsi="Times New Roman"/>
-          <w:b w:val="0"/>
-          <w:i w:val="0"/>
-          <w:sz w:val="24"/>
-        </w:rPr>
-        <w:t>(9), 822–829. https://doi.org/10.1001/jamapediatrics.2015.1475</w:t>
+        <w:t>34</w:t>
+      </w:r>
+      <w:r>
+        <w:rPr>
+          <w:rFonts w:ascii="Times New Roman" w:hAnsi="Times New Roman"/>
+          <w:b w:val="0"/>
+          <w:i w:val="0"/>
+          <w:sz w:val="24"/>
+        </w:rPr>
+        <w:t>(6), 749–761. https://doi.org/10.1080/87565640903265103</w:t>
       </w:r>
     </w:p>
     <w:p>
@@ -11604,7 +11604,7 @@
           <w:i w:val="0"/>
           <w:sz w:val="24"/>
         </w:rPr>
-        <w:t xml:space="preserve">Huttenlocher, P. R., &amp; Dabholkar, A. S. (1997). Regional differences in synaptogenesis in human cerebral cortex. </w:t>
+        <w:t xml:space="preserve">Turesky, T. K., Sanfilippo, J., Zuk, J., Ahtam, B., Gagoski, B., Lee, A., Garrisi, K., Dunstan, J., Carruthers, C., Vanderauwera, J., Yu, X., &amp; Gaab, N. (2022). Home language and literacy environment and its relationship to socioeconomic status and white matter structure in infancy. </w:t>
       </w:r>
       <w:r>
         <w:rPr>
@@ -11613,7 +11613,7 @@
           <w:i/>
           <w:sz w:val="24"/>
         </w:rPr>
-        <w:t>Journal of Comparative Neurology</w:t>
+        <w:t>Brain Structure and Function</w:t>
       </w:r>
       <w:r>
         <w:rPr>
@@ -11631,16 +11631,16 @@
           <w:i/>
           <w:sz w:val="24"/>
         </w:rPr>
-        <w:t>387</w:t>
-      </w:r>
-      <w:r>
-        <w:rPr>
-          <w:rFonts w:ascii="Times New Roman" w:hAnsi="Times New Roman"/>
-          <w:b w:val="0"/>
-          <w:i w:val="0"/>
-          <w:sz w:val="24"/>
-        </w:rPr>
-        <w:t>(2), 167–178. https://doi.org/10.1002/(SICI)1096-9861(19971020)387:2&lt;167::AID-CNE1&gt;3.0.CO;2-Z</w:t>
+        <w:t>227</w:t>
+      </w:r>
+      <w:r>
+        <w:rPr>
+          <w:rFonts w:ascii="Times New Roman" w:hAnsi="Times New Roman"/>
+          <w:b w:val="0"/>
+          <w:i w:val="0"/>
+          <w:sz w:val="24"/>
+        </w:rPr>
+        <w:t>(8), 2633–2645. https://doi.org/10.1007/s00429-022-02560-4</w:t>
       </w:r>
     </w:p>
     <w:p>
@@ -11655,7 +11655,7 @@
           <w:i w:val="0"/>
           <w:sz w:val="24"/>
         </w:rPr>
-        <w:t xml:space="preserve">Knudsen, E. I., Heckman, J. J., Cameron, J. L., &amp; Shonkoff, J. P. (2006). Economic, neurobiological, and behavioral perspectives on building America's future workforce. </w:t>
+        <w:t xml:space="preserve">Ursache, A., &amp; Noble, K. G. (2016). Socioeconomic status, white matter, and executive function in children. </w:t>
       </w:r>
       <w:r>
         <w:rPr>
@@ -11664,7 +11664,7 @@
           <w:i/>
           <w:sz w:val="24"/>
         </w:rPr>
-        <w:t>Proceedings of the National Academy of Sciences</w:t>
+        <w:t>Brain and Behavior</w:t>
       </w:r>
       <w:r>
         <w:rPr>
@@ -11682,16 +11682,16 @@
           <w:i/>
           <w:sz w:val="24"/>
         </w:rPr>
-        <w:t>103</w:t>
-      </w:r>
-      <w:r>
-        <w:rPr>
-          <w:rFonts w:ascii="Times New Roman" w:hAnsi="Times New Roman"/>
-          <w:b w:val="0"/>
-          <w:i w:val="0"/>
-          <w:sz w:val="24"/>
-        </w:rPr>
-        <w:t>(27), 10155–10162. https://doi.org/10.1073/pnas.0600888103</w:t>
+        <w:t>6</w:t>
+      </w:r>
+      <w:r>
+        <w:rPr>
+          <w:rFonts w:ascii="Times New Roman" w:hAnsi="Times New Roman"/>
+          <w:b w:val="0"/>
+          <w:i w:val="0"/>
+          <w:sz w:val="24"/>
+        </w:rPr>
+        <w:t>(10), Article e00531. https://doi.org/10.1002/brb3.531</w:t>
       </w:r>
     </w:p>
     <w:p>
@@ -11706,7 +11706,7 @@
           <w:i w:val="0"/>
           <w:sz w:val="24"/>
         </w:rPr>
-        <w:t xml:space="preserve">Marshall, P. J., &amp; Meltzoff, A. N. (2014). Neural mirroring mechanisms and imitation in human infants. </w:t>
+        <w:t xml:space="preserve">van Veen, V., &amp; Carter, C. S. (2002). The anterior cingulate as a conflict monitor: fMRI and ERP studies. </w:t>
       </w:r>
       <w:r>
         <w:rPr>
@@ -11715,7 +11715,7 @@
           <w:i/>
           <w:sz w:val="24"/>
         </w:rPr>
-        <w:t>Philosophical Transactions of the Royal Society B: Biological Sciences</w:t>
+        <w:t>Physiology &amp; Behavior</w:t>
       </w:r>
       <w:r>
         <w:rPr>
@@ -11733,16 +11733,16 @@
           <w:i/>
           <w:sz w:val="24"/>
         </w:rPr>
-        <w:t>369</w:t>
-      </w:r>
-      <w:r>
-        <w:rPr>
-          <w:rFonts w:ascii="Times New Roman" w:hAnsi="Times New Roman"/>
-          <w:b w:val="0"/>
-          <w:i w:val="0"/>
-          <w:sz w:val="24"/>
-        </w:rPr>
-        <w:t>(1644), Article 20130620. https://doi.org/10.1098/rstb.2013.0620</w:t>
+        <w:t>77</w:t>
+      </w:r>
+      <w:r>
+        <w:rPr>
+          <w:rFonts w:ascii="Times New Roman" w:hAnsi="Times New Roman"/>
+          <w:b w:val="0"/>
+          <w:i w:val="0"/>
+          <w:sz w:val="24"/>
+        </w:rPr>
+        <w:t>(4–5), 477–482. https://doi.org/10.1016/S0031-9384(02)00930-7</w:t>
       </w:r>
     </w:p>
     <w:p>
@@ -11757,7 +11757,7 @@
           <w:i w:val="0"/>
           <w:sz w:val="24"/>
         </w:rPr>
-        <w:t xml:space="preserve">Monk, C., Georgieff, M. K., &amp; Osterholm, E. A. (2013). Research review: Maternal prenatal distress and poor nutrition—Mutually influencing risk factors affecting infant neurocognitive development. </w:t>
+        <w:t xml:space="preserve">Victora, C. G., Adair, L., Fall, C., Hallal, P. C., Martorell, R., Richter, L., &amp; Sachdev, H. S. (2008). Maternal and child undernutrition: Consequences for adult health and human capital. </w:t>
       </w:r>
       <w:r>
         <w:rPr>
@@ -11766,7 +11766,7 @@
           <w:i/>
           <w:sz w:val="24"/>
         </w:rPr>
-        <w:t>Journal of Child Psychology and Psychiatry</w:t>
+        <w:t>The Lancet</w:t>
       </w:r>
       <w:r>
         <w:rPr>
@@ -11784,16 +11784,16 @@
           <w:i/>
           <w:sz w:val="24"/>
         </w:rPr>
-        <w:t>54</w:t>
-      </w:r>
-      <w:r>
-        <w:rPr>
-          <w:rFonts w:ascii="Times New Roman" w:hAnsi="Times New Roman"/>
-          <w:b w:val="0"/>
-          <w:i w:val="0"/>
-          <w:sz w:val="24"/>
-        </w:rPr>
-        <w:t>(2), 115–130. https://doi.org/10.1111/jcpp.12000</w:t>
+        <w:t>371</w:t>
+      </w:r>
+      <w:r>
+        <w:rPr>
+          <w:rFonts w:ascii="Times New Roman" w:hAnsi="Times New Roman"/>
+          <w:b w:val="0"/>
+          <w:i w:val="0"/>
+          <w:sz w:val="24"/>
+        </w:rPr>
+        <w:t>(9609), 340–357. https://doi.org/10.1016/S0140-6736(07)61692-4</w:t>
       </w:r>
     </w:p>
     <w:p>
@@ -11808,7 +11808,7 @@
           <w:i w:val="0"/>
           <w:sz w:val="24"/>
         </w:rPr>
-        <w:t xml:space="preserve">Paus, T., Zijdenbos, A., Worsley, K., Collins, D. L., Blumenthal, J., Giedd, J. N., Rapoport, J. L., &amp; Evans, A. C. (1999). Structural maturation of neural pathways in children and adolescents: In vivo study. </w:t>
+        <w:t xml:space="preserve">Walker, S. P., Wachs, T. D., Grantham-McGregor, S., Black, M. M., Nelson, C. A., Huffman, S. L., Baker-Henningham, H., Chang, S. M., Hamadani, J. D., Lozoff, B., Gardner, J. M. M., Powell, C. A., Rahman, A., &amp; Richter, L. (2011). Inequality in early childhood: Risk and protective factors for early child development. </w:t>
       </w:r>
       <w:r>
         <w:rPr>
@@ -11817,7 +11817,7 @@
           <w:i/>
           <w:sz w:val="24"/>
         </w:rPr>
-        <w:t>Science</w:t>
+        <w:t>The Lancet</w:t>
       </w:r>
       <w:r>
         <w:rPr>
@@ -11835,16 +11835,16 @@
           <w:i/>
           <w:sz w:val="24"/>
         </w:rPr>
-        <w:t>283</w:t>
-      </w:r>
-      <w:r>
-        <w:rPr>
-          <w:rFonts w:ascii="Times New Roman" w:hAnsi="Times New Roman"/>
-          <w:b w:val="0"/>
-          <w:i w:val="0"/>
-          <w:sz w:val="24"/>
-        </w:rPr>
-        <w:t>(5409), 1908–1911. https://doi.org/10.1126/science.283.5409.1908</w:t>
+        <w:t>378</w:t>
+      </w:r>
+      <w:r>
+        <w:rPr>
+          <w:rFonts w:ascii="Times New Roman" w:hAnsi="Times New Roman"/>
+          <w:b w:val="0"/>
+          <w:i w:val="0"/>
+          <w:sz w:val="24"/>
+        </w:rPr>
+        <w:t>(9799), 1325–1338. https://doi.org/10.1016/S0140-6736(11)60555-2</w:t>
       </w:r>
     </w:p>
     <w:p>
@@ -11859,7 +11859,7 @@
           <w:i w:val="0"/>
           <w:sz w:val="24"/>
         </w:rPr>
-        <w:t xml:space="preserve">Shonkoff, J. P., Garner, A. S., The Committee on Psychosocial Aspects of Child and Family Health, The Committee on Early Childhood, Adoption, and Dependent Care, &amp; The Section on Developmental and Behavioral Pediatrics. (2012). The lifelong effects of early childhood adversity and toxic stress. </w:t>
+        <w:t xml:space="preserve">Wells, G. A., Shea, B., O'Connell, D., Peterson, J., Welch, V., Losos, M., &amp; Tugwell, P. (2000). </w:t>
       </w:r>
       <w:r>
         <w:rPr>
@@ -11868,34 +11868,16 @@
           <w:i/>
           <w:sz w:val="24"/>
         </w:rPr>
-        <w:t>Pediatrics</w:t>
-      </w:r>
-      <w:r>
-        <w:rPr>
-          <w:rFonts w:ascii="Times New Roman" w:hAnsi="Times New Roman"/>
-          <w:b w:val="0"/>
-          <w:i w:val="0"/>
-          <w:sz w:val="24"/>
-        </w:rPr>
-        <w:t xml:space="preserve">, </w:t>
-      </w:r>
-      <w:r>
-        <w:rPr>
-          <w:rFonts w:ascii="Times New Roman" w:hAnsi="Times New Roman"/>
-          <w:b w:val="0"/>
-          <w:i/>
-          <w:sz w:val="24"/>
-        </w:rPr>
-        <w:t>129</w:t>
-      </w:r>
-      <w:r>
-        <w:rPr>
-          <w:rFonts w:ascii="Times New Roman" w:hAnsi="Times New Roman"/>
-          <w:b w:val="0"/>
-          <w:i w:val="0"/>
-          <w:sz w:val="24"/>
-        </w:rPr>
-        <w:t>(1), e232–e246. https://doi.org/10.1542/peds.2011-2663</w:t>
+        <w:t>The Newcastle–Ottawa Scale (NOS) for assessing the quality of nonrandomised studies in meta-analyses</w:t>
+      </w:r>
+      <w:r>
+        <w:rPr>
+          <w:rFonts w:ascii="Times New Roman" w:hAnsi="Times New Roman"/>
+          <w:b w:val="0"/>
+          <w:i w:val="0"/>
+          <w:sz w:val="24"/>
+        </w:rPr>
+        <w:t>. Ottawa Hospital Research Institute. http://www.ohri.ca/programs/clinical_epidemiology/oxford.asp</w:t>
       </w:r>
     </w:p>
     <w:p>
@@ -11910,7 +11892,7 @@
           <w:i w:val="0"/>
           <w:sz w:val="24"/>
         </w:rPr>
-        <w:t xml:space="preserve">Torpey, D. C., Hajcak, G., &amp; Klein, D. N. (2009). An examination of error-related brain activity and its modulation by error value in young children. </w:t>
+        <w:t xml:space="preserve">Wienke, A.-S., &amp; Mathes, B. (2024). Socioeconomic inequalities affect brain responses of infants growing up in Germany. </w:t>
       </w:r>
       <w:r>
         <w:rPr>
@@ -11919,7 +11901,7 @@
           <w:i/>
           <w:sz w:val="24"/>
         </w:rPr>
-        <w:t>Developmental Neuropsychology</w:t>
+        <w:t>Brain Sciences</w:t>
       </w:r>
       <w:r>
         <w:rPr>
@@ -11937,16 +11919,16 @@
           <w:i/>
           <w:sz w:val="24"/>
         </w:rPr>
-        <w:t>34</w:t>
-      </w:r>
-      <w:r>
-        <w:rPr>
-          <w:rFonts w:ascii="Times New Roman" w:hAnsi="Times New Roman"/>
-          <w:b w:val="0"/>
-          <w:i w:val="0"/>
-          <w:sz w:val="24"/>
-        </w:rPr>
-        <w:t>(6), 749–761. https://doi.org/10.1080/87565640903265103</w:t>
+        <w:t>14</w:t>
+      </w:r>
+      <w:r>
+        <w:rPr>
+          <w:rFonts w:ascii="Times New Roman" w:hAnsi="Times New Roman"/>
+          <w:b w:val="0"/>
+          <w:i w:val="0"/>
+          <w:sz w:val="24"/>
+        </w:rPr>
+        <w:t>(6), Article 560. https://doi.org/10.3390/brainsci14060560</w:t>
       </w:r>
     </w:p>
     <w:p>
@@ -11961,7 +11943,7 @@
           <w:i w:val="0"/>
           <w:sz w:val="24"/>
         </w:rPr>
-        <w:t xml:space="preserve">van Veen, V., &amp; Carter, C. S. (2002). The anterior cingulate as a conflict monitor: fMRI and ERP studies. </w:t>
+        <w:t xml:space="preserve">Wijeakumar, S., Kumar, A., Delgado Reyes, L. M., Tiwari, M., &amp; Spencer, J. P. (2019). Early adversity in rural India impacts the brain networks underlying visual working memory. </w:t>
       </w:r>
       <w:r>
         <w:rPr>
@@ -11970,7 +11952,7 @@
           <w:i/>
           <w:sz w:val="24"/>
         </w:rPr>
-        <w:t>Physiology &amp; Behavior</w:t>
+        <w:t>Developmental Science</w:t>
       </w:r>
       <w:r>
         <w:rPr>
@@ -11988,16 +11970,16 @@
           <w:i/>
           <w:sz w:val="24"/>
         </w:rPr>
-        <w:t>77</w:t>
-      </w:r>
-      <w:r>
-        <w:rPr>
-          <w:rFonts w:ascii="Times New Roman" w:hAnsi="Times New Roman"/>
-          <w:b w:val="0"/>
-          <w:i w:val="0"/>
-          <w:sz w:val="24"/>
-        </w:rPr>
-        <w:t>(4–5), 477–482. https://doi.org/10.1016/S0031-9384(02)00930-7</w:t>
+        <w:t>22</w:t>
+      </w:r>
+      <w:r>
+        <w:rPr>
+          <w:rFonts w:ascii="Times New Roman" w:hAnsi="Times New Roman"/>
+          <w:b w:val="0"/>
+          <w:i w:val="0"/>
+          <w:sz w:val="24"/>
+        </w:rPr>
+        <w:t>(5), Article e12822. https://doi.org/10.1111/desc.12822</w:t>
       </w:r>
     </w:p>
     <w:p>
@@ -12012,7 +11994,7 @@
           <w:i w:val="0"/>
           <w:sz w:val="24"/>
         </w:rPr>
-        <w:t xml:space="preserve">Plomin, R., DeFries, J. C., Knopik, V. S., &amp; Neiderhiser, J. M. (2013). </w:t>
+        <w:t xml:space="preserve">Yeatman, J. D., Dougherty, R. F., Ben-Shachar, M., &amp; Wandell, B. A. (2012). Development of white matter and reading skills. </w:t>
       </w:r>
       <w:r>
         <w:rPr>
@@ -12021,16 +12003,34 @@
           <w:i/>
           <w:sz w:val="24"/>
         </w:rPr>
-        <w:t>Behavioral genetics</w:t>
-      </w:r>
-      <w:r>
-        <w:rPr>
-          <w:rFonts w:ascii="Times New Roman" w:hAnsi="Times New Roman"/>
-          <w:b w:val="0"/>
-          <w:i w:val="0"/>
-          <w:sz w:val="24"/>
-        </w:rPr>
-        <w:t xml:space="preserve"> (6th ed.). Worth Publishers.</w:t>
+        <w:t>Proceedings of the National Academy of Sciences</w:t>
+      </w:r>
+      <w:r>
+        <w:rPr>
+          <w:rFonts w:ascii="Times New Roman" w:hAnsi="Times New Roman"/>
+          <w:b w:val="0"/>
+          <w:i w:val="0"/>
+          <w:sz w:val="24"/>
+        </w:rPr>
+        <w:t xml:space="preserve">, </w:t>
+      </w:r>
+      <w:r>
+        <w:rPr>
+          <w:rFonts w:ascii="Times New Roman" w:hAnsi="Times New Roman"/>
+          <w:b w:val="0"/>
+          <w:i/>
+          <w:sz w:val="24"/>
+        </w:rPr>
+        <w:t>109</w:t>
+      </w:r>
+      <w:r>
+        <w:rPr>
+          <w:rFonts w:ascii="Times New Roman" w:hAnsi="Times New Roman"/>
+          <w:b w:val="0"/>
+          <w:i w:val="0"/>
+          <w:sz w:val="24"/>
+        </w:rPr>
+        <w:t>(44), E3045–E3053. https://doi.org/10.1073/pnas.1206792X</w:t>
       </w:r>
     </w:p>
     <w:p>
@@ -12045,7 +12045,7 @@
           <w:i w:val="0"/>
           <w:sz w:val="24"/>
         </w:rPr>
-        <w:t xml:space="preserve">Sperry, D. E., Sperry, L. L., &amp; Miller, P. J. (2019). Reexamining the verbal environments of children from different socioeconomic backgrounds. </w:t>
+        <w:t xml:space="preserve">Zhu, C., Chen, Y., Müller, H.-G., &amp; Styner, M. A. (2023). Trajectories of brain volumes in young children are associated with maternal education. </w:t>
       </w:r>
       <w:r>
         <w:rPr>
@@ -12054,7 +12054,7 @@
           <w:i/>
           <w:sz w:val="24"/>
         </w:rPr>
-        <w:t>Child Development</w:t>
+        <w:t>Human Brain Mapping</w:t>
       </w:r>
       <w:r>
         <w:rPr>
@@ -12072,16 +12072,16 @@
           <w:i/>
           <w:sz w:val="24"/>
         </w:rPr>
-        <w:t>90</w:t>
-      </w:r>
-      <w:r>
-        <w:rPr>
-          <w:rFonts w:ascii="Times New Roman" w:hAnsi="Times New Roman"/>
-          <w:b w:val="0"/>
-          <w:i w:val="0"/>
-          <w:sz w:val="24"/>
-        </w:rPr>
-        <w:t>(4), 1303–1318. https://doi.org/10.1111/cdev.13072</w:t>
+        <w:t>44</w:t>
+      </w:r>
+      <w:r>
+        <w:rPr>
+          <w:rFonts w:ascii="Times New Roman" w:hAnsi="Times New Roman"/>
+          <w:b w:val="0"/>
+          <w:i w:val="0"/>
+          <w:sz w:val="24"/>
+        </w:rPr>
+        <w:t>(8), 3060–3073. https://doi.org/10.1002/hbm.26271</w:t>
       </w:r>
     </w:p>
     <w:p>
